--- a/实验报告模板/实验二模板.docx
+++ b/实验报告模板/实验二模板.docx
@@ -6,9 +6,6 @@
       <w:pPr>
         <w:pStyle w:val="TOC1"/>
         <w:jc w:val="both"/>
-        <w:rPr>
-          <w:rFonts w:hint="eastAsia"/>
-        </w:rPr>
       </w:pPr>
       <w:r>
         <w:rPr>
@@ -67,16 +64,12 @@
     <w:p>
       <w:pPr>
         <w:pStyle w:val="TOC1"/>
-        <w:rPr>
-          <w:rFonts w:hint="eastAsia"/>
-        </w:rPr>
       </w:pPr>
     </w:p>
     <w:p>
       <w:pPr>
         <w:pStyle w:val="TOC1"/>
         <w:rPr>
-          <w:rFonts w:hint="eastAsia"/>
           <w:sz w:val="52"/>
           <w:szCs w:val="52"/>
         </w:rPr>
@@ -86,7 +79,6 @@
       <w:pPr>
         <w:pStyle w:val="TOC1"/>
         <w:rPr>
-          <w:rFonts w:hint="eastAsia"/>
           <w:sz w:val="52"/>
           <w:szCs w:val="52"/>
         </w:rPr>
@@ -96,7 +88,6 @@
       <w:pPr>
         <w:pStyle w:val="TOC1"/>
         <w:rPr>
-          <w:rFonts w:hint="eastAsia"/>
           <w:sz w:val="52"/>
           <w:szCs w:val="52"/>
         </w:rPr>
@@ -106,7 +97,6 @@
       <w:pPr>
         <w:pStyle w:val="TOC1"/>
         <w:rPr>
-          <w:rFonts w:hint="eastAsia"/>
           <w:sz w:val="52"/>
           <w:szCs w:val="52"/>
         </w:rPr>
@@ -124,7 +114,6 @@
       <w:pPr>
         <w:pStyle w:val="TOC1"/>
         <w:rPr>
-          <w:rFonts w:hint="eastAsia"/>
           <w:sz w:val="52"/>
           <w:szCs w:val="52"/>
         </w:rPr>
@@ -134,7 +123,6 @@
       <w:pPr>
         <w:pStyle w:val="TOC1"/>
         <w:rPr>
-          <w:rFonts w:hint="eastAsia"/>
           <w:sz w:val="52"/>
           <w:szCs w:val="52"/>
         </w:rPr>
@@ -144,7 +132,6 @@
       <w:pPr>
         <w:pStyle w:val="TOC1"/>
         <w:rPr>
-          <w:rFonts w:hint="eastAsia"/>
           <w:sz w:val="24"/>
         </w:rPr>
       </w:pPr>
@@ -160,7 +147,6 @@
       <w:pPr>
         <w:pStyle w:val="TOC1"/>
         <w:rPr>
-          <w:rFonts w:hint="eastAsia"/>
           <w:sz w:val="24"/>
         </w:rPr>
       </w:pPr>
@@ -176,7 +162,6 @@
       <w:pPr>
         <w:pStyle w:val="TOC1"/>
         <w:rPr>
-          <w:rFonts w:hint="eastAsia"/>
           <w:sz w:val="24"/>
         </w:rPr>
       </w:pPr>
@@ -192,7 +177,6 @@
       <w:pPr>
         <w:pStyle w:val="TOC1"/>
         <w:rPr>
-          <w:rFonts w:hint="eastAsia"/>
           <w:sz w:val="24"/>
         </w:rPr>
       </w:pPr>
@@ -208,7 +192,6 @@
       <w:pPr>
         <w:pStyle w:val="TOC1"/>
         <w:rPr>
-          <w:rFonts w:hint="eastAsia"/>
           <w:sz w:val="24"/>
         </w:rPr>
       </w:pPr>
@@ -243,7 +226,6 @@
       <w:pPr>
         <w:jc w:val="center"/>
         <w:rPr>
-          <w:rFonts w:hint="eastAsia"/>
           <w:b/>
           <w:bCs/>
         </w:rPr>
@@ -267,8 +249,20 @@
           <w:sz w:val="28"/>
           <w:szCs w:val="28"/>
         </w:rPr>
-        <w:t xml:space="preserve"> FreeRTOS</w:t>
-      </w:r>
+        <w:t xml:space="preserve"> </w:t>
+      </w:r>
+      <w:proofErr w:type="spellStart"/>
+      <w:r>
+        <w:rPr>
+          <w:rFonts w:hint="eastAsia"/>
+          <w:b/>
+          <w:bCs/>
+          <w:sz w:val="28"/>
+          <w:szCs w:val="28"/>
+        </w:rPr>
+        <w:t>FreeRTOS</w:t>
+      </w:r>
+      <w:proofErr w:type="spellEnd"/>
       <w:r>
         <w:rPr>
           <w:rFonts w:hint="eastAsia"/>
@@ -372,6 +366,7 @@
         </w:rPr>
         <w:t>掌握</w:t>
       </w:r>
+      <w:proofErr w:type="spellStart"/>
       <w:r>
         <w:rPr>
           <w:rFonts w:ascii="Arial" w:hAnsi="Arial" w:cs="Arial" w:hint="eastAsia"/>
@@ -382,6 +377,7 @@
         </w:rPr>
         <w:t>FreeRTOS</w:t>
       </w:r>
+      <w:proofErr w:type="spellEnd"/>
       <w:r>
         <w:rPr>
           <w:rFonts w:ascii="Arial" w:hAnsi="Arial" w:cs="Arial" w:hint="eastAsia"/>
@@ -427,6 +423,7 @@
         </w:rPr>
         <w:t>掌握</w:t>
       </w:r>
+      <w:proofErr w:type="spellStart"/>
       <w:r>
         <w:rPr>
           <w:rFonts w:ascii="Arial" w:hAnsi="Arial" w:cs="Arial" w:hint="eastAsia"/>
@@ -437,6 +434,7 @@
         </w:rPr>
         <w:t>FreeRTOS</w:t>
       </w:r>
+      <w:proofErr w:type="spellEnd"/>
       <w:r>
         <w:rPr>
           <w:rFonts w:ascii="Arial" w:hAnsi="Arial" w:cs="Arial" w:hint="eastAsia"/>
@@ -495,6 +493,7 @@
         </w:rPr>
         <w:t>的</w:t>
       </w:r>
+      <w:proofErr w:type="spellStart"/>
       <w:r>
         <w:rPr>
           <w:rFonts w:ascii="Arial" w:hAnsi="Arial" w:cs="Arial" w:hint="eastAsia"/>
@@ -505,6 +504,7 @@
         </w:rPr>
         <w:t>FreeRTOS</w:t>
       </w:r>
+      <w:proofErr w:type="spellEnd"/>
       <w:r>
         <w:rPr>
           <w:rFonts w:ascii="Arial" w:hAnsi="Arial" w:cs="Arial" w:hint="eastAsia"/>
@@ -533,35 +533,19 @@
       <w:pPr>
         <w:pStyle w:val="a8"/>
         <w:widowControl/>
-        <w:rPr>
-          <w:rFonts w:ascii="宋体" w:hAnsi="宋体" w:cs="宋体"/>
-          <w:sz w:val="27"/>
-          <w:szCs w:val="27"/>
-        </w:rPr>
-      </w:pPr>
-      <w:r>
         <w:rPr>
           <w:rFonts w:ascii="宋体" w:hAnsi="宋体" w:cs="宋体" w:hint="eastAsia"/>
           <w:sz w:val="27"/>
           <w:szCs w:val="27"/>
         </w:rPr>
-        <w:t>硬件：</w:t>
-      </w:r>
-      <w:r>
-        <w:rPr>
-          <w:rFonts w:ascii="宋体" w:hAnsi="宋体" w:cs="宋体" w:hint="eastAsia"/>
-          <w:sz w:val="20"/>
-          <w:szCs w:val="20"/>
-        </w:rPr>
-        <w:t>pc计算机（宿主机），STM32开发板</w:t>
-      </w:r>
+      </w:pPr>
       <w:r>
         <w:rPr>
           <w:rFonts w:ascii="宋体" w:hAnsi="宋体" w:cs="宋体" w:hint="eastAsia"/>
           <w:sz w:val="27"/>
           <w:szCs w:val="27"/>
         </w:rPr>
-        <w:t>，</w:t>
+        <w:t>硬件：</w:t>
       </w:r>
       <w:r>
         <w:rPr>
@@ -569,23 +553,36 @@
           <w:sz w:val="20"/>
           <w:szCs w:val="20"/>
         </w:rPr>
-        <w:t>串口转USB线，JLINK仿真器。</w:t>
-      </w:r>
-    </w:p>
-    <w:p>
-      <w:pPr>
-        <w:pStyle w:val="a8"/>
-        <w:widowControl/>
-        <w:rPr>
-          <w:rFonts w:hint="eastAsia"/>
-        </w:rPr>
-      </w:pPr>
+        <w:t>pc计算机（宿主机），STM32开发板</w:t>
+      </w:r>
       <w:r>
         <w:rPr>
           <w:rFonts w:ascii="宋体" w:hAnsi="宋体" w:cs="宋体" w:hint="eastAsia"/>
           <w:sz w:val="27"/>
           <w:szCs w:val="27"/>
         </w:rPr>
+        <w:t>，</w:t>
+      </w:r>
+      <w:r>
+        <w:rPr>
+          <w:rFonts w:ascii="宋体" w:hAnsi="宋体" w:cs="宋体" w:hint="eastAsia"/>
+          <w:sz w:val="20"/>
+          <w:szCs w:val="20"/>
+        </w:rPr>
+        <w:t>串口转USB线，JLINK仿真器。</w:t>
+      </w:r>
+    </w:p>
+    <w:p>
+      <w:pPr>
+        <w:pStyle w:val="a8"/>
+        <w:widowControl/>
+      </w:pPr>
+      <w:r>
+        <w:rPr>
+          <w:rFonts w:ascii="宋体" w:hAnsi="宋体" w:cs="宋体" w:hint="eastAsia"/>
+          <w:sz w:val="27"/>
+          <w:szCs w:val="27"/>
+        </w:rPr>
         <w:t>软件：</w:t>
       </w:r>
       <w:r>
@@ -671,7 +668,21 @@
         <w:rPr>
           <w:rFonts w:hint="eastAsia"/>
         </w:rPr>
-        <w:t>个灯按照指令的频率进行闪烁。</w:t>
+        <w:t>个</w:t>
+      </w:r>
+      <w:proofErr w:type="gramStart"/>
+      <w:r>
+        <w:rPr>
+          <w:rFonts w:hint="eastAsia"/>
+        </w:rPr>
+        <w:t>灯按照</w:t>
+      </w:r>
+      <w:proofErr w:type="gramEnd"/>
+      <w:r>
+        <w:rPr>
+          <w:rFonts w:hint="eastAsia"/>
+        </w:rPr>
+        <w:t>指令的频率进行闪烁。</w:t>
       </w:r>
     </w:p>
     <w:p>
@@ -1012,7 +1023,7 @@
         <w:spacing w:before="100" w:after="100"/>
         <w:contextualSpacing/>
         <w:rPr>
-          <w:rFonts w:ascii="Arial" w:hAnsi="Arial" w:cs="Arial" w:hint="eastAsia"/>
+          <w:rFonts w:ascii="Arial" w:hAnsi="Arial" w:cs="Arial"/>
           <w:sz w:val="20"/>
           <w:szCs w:val="20"/>
         </w:rPr>
@@ -1306,7 +1317,7 @@
         <w:ind w:firstLineChars="200" w:firstLine="420"/>
         <w:jc w:val="left"/>
         <w:rPr>
-          <w:rFonts w:ascii="Arial" w:hAnsi="Arial" w:cs="Arial" w:hint="eastAsia"/>
+          <w:rFonts w:ascii="Arial" w:hAnsi="Arial" w:cs="Arial"/>
           <w:color w:val="000000"/>
           <w:kern w:val="0"/>
           <w:sz w:val="20"/>
@@ -1526,7 +1537,21 @@
         <w:rPr>
           <w:rFonts w:hint="eastAsia"/>
         </w:rPr>
-        <w:t>利用分数波特率发生器提供宽范围波特率选择。</w:t>
+        <w:t>利用分数波特率发生器提供</w:t>
+      </w:r>
+      <w:proofErr w:type="gramStart"/>
+      <w:r>
+        <w:rPr>
+          <w:rFonts w:hint="eastAsia"/>
+        </w:rPr>
+        <w:t>宽范围</w:t>
+      </w:r>
+      <w:proofErr w:type="gramEnd"/>
+      <w:r>
+        <w:rPr>
+          <w:rFonts w:hint="eastAsia"/>
+        </w:rPr>
+        <w:t>波特率选择。</w:t>
       </w:r>
       <w:r>
         <w:t>STM32F</w:t>
@@ -1592,9 +1617,6 @@
         <w:spacing w:before="100" w:beforeAutospacing="1" w:after="100" w:afterAutospacing="1"/>
         <w:ind w:leftChars="300" w:left="630" w:firstLineChars="200" w:firstLine="420"/>
         <w:jc w:val="left"/>
-        <w:rPr>
-          <w:rFonts w:hint="eastAsia"/>
-        </w:rPr>
       </w:pPr>
       <w:r>
         <w:rPr>
@@ -1731,7 +1753,21 @@
         <w:rPr>
           <w:rFonts w:hint="eastAsia"/>
         </w:rPr>
-        <w:t>的智能卡模式和类</w:t>
+        <w:t>的智能</w:t>
+      </w:r>
+      <w:proofErr w:type="gramStart"/>
+      <w:r>
+        <w:rPr>
+          <w:rFonts w:hint="eastAsia"/>
+        </w:rPr>
+        <w:t>卡模式</w:t>
+      </w:r>
+      <w:proofErr w:type="gramEnd"/>
+      <w:r>
+        <w:rPr>
+          <w:rFonts w:hint="eastAsia"/>
+        </w:rPr>
+        <w:t>和类</w:t>
       </w:r>
       <w:r>
         <w:rPr>
@@ -1779,7 +1815,7 @@
         <w:spacing w:before="100" w:beforeAutospacing="1" w:after="100" w:afterAutospacing="1"/>
         <w:jc w:val="left"/>
         <w:rPr>
-          <w:rFonts w:ascii="宋体" w:hAnsi="宋体" w:cs="Arial"/>
+          <w:rFonts w:ascii="宋体" w:hAnsi="宋体" w:cs="Arial" w:hint="eastAsia"/>
           <w:color w:val="000000"/>
           <w:kern w:val="0"/>
           <w:sz w:val="27"/>
@@ -1815,15 +1851,26 @@
       <w:pPr>
         <w:pStyle w:val="a8"/>
         <w:widowControl/>
-        <w:rPr>
-          <w:rFonts w:hint="eastAsia"/>
-        </w:rPr>
       </w:pPr>
       <w:r>
         <w:rPr>
           <w:rFonts w:ascii="Times New Roman" w:hAnsi="Times New Roman" w:hint="eastAsia"/>
         </w:rPr>
-        <w:t xml:space="preserve">　　对于多个任务实时系统来说，它有多个任务，每个任务使用不同的堆栈，每个任务的堆栈都是独立的。每个任务的堆栈需要用户指定其大小。当人物之间发生任务切换时，可能是由中断引起的中断级切换，也可能是任务级切换。无论是哪种切换，都要将处理器的堆栈指针ＳＰ指向新的堆栈，处理器转去执行新的任务。当被剥夺执行权的任务再次能够运行时，那也是从别的任务切换过来的。</w:t>
+        <w:t xml:space="preserve">　　对于多个任务实时系统来说，它有多个任务，每个任务使用不同的堆栈，每个任务的堆栈都是独立的。每个任务的堆栈需要用户指定其大小。当人物之间发生任务切换时，可能是由中断引起的中断级切换，也可能是</w:t>
+      </w:r>
+      <w:proofErr w:type="gramStart"/>
+      <w:r>
+        <w:rPr>
+          <w:rFonts w:ascii="Times New Roman" w:hAnsi="Times New Roman" w:hint="eastAsia"/>
+        </w:rPr>
+        <w:t>任务级</w:t>
+      </w:r>
+      <w:proofErr w:type="gramEnd"/>
+      <w:r>
+        <w:rPr>
+          <w:rFonts w:ascii="Times New Roman" w:hAnsi="Times New Roman" w:hint="eastAsia"/>
+        </w:rPr>
+        <w:t>切换。无论是哪种切换，都要将处理器的堆栈指针ＳＰ指向新的堆栈，处理器转去执行新的任务。当被剥夺执行权的任务再次能够运行时，那也是从别的任务切换过来的。</w:t>
       </w:r>
       <w:r>
         <w:rPr>
@@ -1898,7 +1945,7 @@
         <w:pStyle w:val="a8"/>
         <w:widowControl/>
         <w:rPr>
-          <w:rFonts w:ascii="宋体" w:hAnsi="宋体" w:cs="Arial"/>
+          <w:rFonts w:ascii="宋体" w:hAnsi="宋体" w:cs="Arial" w:hint="eastAsia"/>
           <w:bCs/>
           <w:color w:val="000000"/>
           <w:sz w:val="20"/>
@@ -2096,6 +2143,13 @@
         </w:rPr>
         <w:t>（说明：只分析实验中关键的代码，切忌把所有代码贴出，我会根据各位分析的代码是否是关键代码给分，如果将一些不关键的代码贴出来，是要被扣分的！！！，创意部分是各位的额外得分项，创意越好，得分越高。）</w:t>
       </w:r>
+      <w:r>
+        <w:rPr>
+          <w:rFonts w:cs="Arial"/>
+          <w:color w:val="000000"/>
+        </w:rPr>
+        <w:br/>
+      </w:r>
     </w:p>
     <w:p>
       <w:pPr>
@@ -2110,6 +2164,356 @@
           <w:sz w:val="24"/>
         </w:rPr>
       </w:pPr>
+      <w:r>
+        <w:rPr>
+          <w:rFonts w:ascii="宋体" w:hAnsi="宋体" w:cs="Arial"/>
+          <w:bCs/>
+          <w:color w:val="000000"/>
+          <w:kern w:val="0"/>
+          <w:sz w:val="24"/>
+        </w:rPr>
+        <w:t>串口任务</w:t>
+      </w:r>
+      <w:r>
+        <w:rPr>
+          <w:rFonts w:ascii="宋体" w:hAnsi="宋体" w:cs="Arial" w:hint="eastAsia"/>
+          <w:bCs/>
+          <w:color w:val="000000"/>
+          <w:kern w:val="0"/>
+          <w:sz w:val="24"/>
+        </w:rPr>
+        <w:t>:</w:t>
+      </w:r>
+      <w:r>
+        <w:rPr>
+          <w:rFonts w:hint="eastAsia"/>
+        </w:rPr>
+        <w:t xml:space="preserve"> </w:t>
+      </w:r>
+      <w:r>
+        <w:rPr>
+          <w:rFonts w:hint="eastAsia"/>
+          <w:noProof/>
+        </w:rPr>
+        <w:drawing>
+          <wp:inline distT="0" distB="0" distL="0" distR="0" wp14:anchorId="6425CCCF" wp14:editId="551B54C3">
+            <wp:extent cx="5274310" cy="5427980"/>
+            <wp:effectExtent l="0" t="0" r="2540" b="1270"/>
+            <wp:docPr id="109839882" name="图片 2"/>
+            <wp:cNvGraphicFramePr>
+              <a:graphicFrameLocks xmlns:a="http://schemas.openxmlformats.org/drawingml/2006/main" noChangeAspect="1"/>
+            </wp:cNvGraphicFramePr>
+            <a:graphic xmlns:a="http://schemas.openxmlformats.org/drawingml/2006/main">
+              <a:graphicData uri="http://schemas.openxmlformats.org/drawingml/2006/picture">
+                <pic:pic xmlns:pic="http://schemas.openxmlformats.org/drawingml/2006/picture">
+                  <pic:nvPicPr>
+                    <pic:cNvPr id="0" name="Picture 3"/>
+                    <pic:cNvPicPr>
+                      <a:picLocks noChangeAspect="1" noChangeArrowheads="1"/>
+                    </pic:cNvPicPr>
+                  </pic:nvPicPr>
+                  <pic:blipFill>
+                    <a:blip r:embed="rId11">
+                      <a:extLst>
+                        <a:ext uri="{28A0092B-C50C-407E-A947-70E740481C1C}">
+                          <a14:useLocalDpi xmlns:a14="http://schemas.microsoft.com/office/drawing/2010/main" val="0"/>
+                        </a:ext>
+                      </a:extLst>
+                    </a:blip>
+                    <a:srcRect/>
+                    <a:stretch>
+                      <a:fillRect/>
+                    </a:stretch>
+                  </pic:blipFill>
+                  <pic:spPr bwMode="auto">
+                    <a:xfrm>
+                      <a:off x="0" y="0"/>
+                      <a:ext cx="5274310" cy="5427980"/>
+                    </a:xfrm>
+                    <a:prstGeom prst="rect">
+                      <a:avLst/>
+                    </a:prstGeom>
+                    <a:noFill/>
+                    <a:ln>
+                      <a:noFill/>
+                    </a:ln>
+                  </pic:spPr>
+                </pic:pic>
+              </a:graphicData>
+            </a:graphic>
+          </wp:inline>
+        </w:drawing>
+      </w:r>
+      <w:r>
+        <w:br/>
+      </w:r>
+      <w:r>
+        <w:rPr>
+          <w:rFonts w:ascii="宋体" w:hAnsi="宋体" w:cs="Arial"/>
+          <w:bCs/>
+          <w:color w:val="000000"/>
+          <w:kern w:val="0"/>
+          <w:sz w:val="24"/>
+        </w:rPr>
+        <w:t>LED</w:t>
+      </w:r>
+      <w:r>
+        <w:rPr>
+          <w:rFonts w:ascii="宋体" w:hAnsi="宋体" w:cs="Arial" w:hint="eastAsia"/>
+          <w:bCs/>
+          <w:color w:val="000000"/>
+          <w:kern w:val="0"/>
+          <w:sz w:val="24"/>
+        </w:rPr>
+        <w:t>1</w:t>
+      </w:r>
+      <w:r>
+        <w:rPr>
+          <w:rFonts w:ascii="宋体" w:hAnsi="宋体" w:cs="Arial"/>
+          <w:bCs/>
+          <w:color w:val="000000"/>
+          <w:kern w:val="0"/>
+          <w:sz w:val="24"/>
+        </w:rPr>
+        <w:t>任务(其他LED2,3仅改变编号</w:t>
+      </w:r>
+      <w:r>
+        <w:rPr>
+          <w:rFonts w:ascii="宋体" w:hAnsi="宋体" w:cs="Arial" w:hint="eastAsia"/>
+          <w:bCs/>
+          <w:color w:val="000000"/>
+          <w:kern w:val="0"/>
+          <w:sz w:val="24"/>
+        </w:rPr>
+        <w:t>,不贴出</w:t>
+      </w:r>
+      <w:r>
+        <w:rPr>
+          <w:rFonts w:ascii="宋体" w:hAnsi="宋体" w:cs="Arial"/>
+          <w:bCs/>
+          <w:color w:val="000000"/>
+          <w:kern w:val="0"/>
+          <w:sz w:val="24"/>
+        </w:rPr>
+        <w:t>)</w:t>
+      </w:r>
+      <w:r>
+        <w:rPr>
+          <w:rFonts w:ascii="宋体" w:hAnsi="宋体" w:cs="Arial" w:hint="eastAsia"/>
+          <w:bCs/>
+          <w:color w:val="000000"/>
+          <w:kern w:val="0"/>
+          <w:sz w:val="24"/>
+        </w:rPr>
+        <w:t>:</w:t>
+      </w:r>
+      <w:r>
+        <w:rPr>
+          <w:rFonts w:ascii="宋体" w:hAnsi="宋体" w:cs="Arial"/>
+          <w:bCs/>
+          <w:color w:val="000000"/>
+          <w:kern w:val="0"/>
+          <w:sz w:val="24"/>
+        </w:rPr>
+        <w:br/>
+      </w:r>
+      <w:r>
+        <w:rPr>
+          <w:rFonts w:hint="eastAsia"/>
+          <w:noProof/>
+        </w:rPr>
+        <w:drawing>
+          <wp:inline distT="0" distB="0" distL="0" distR="0" wp14:anchorId="7C24FF55" wp14:editId="1893F5FD">
+            <wp:extent cx="5259705" cy="4505960"/>
+            <wp:effectExtent l="0" t="0" r="0" b="8890"/>
+            <wp:docPr id="1874943774" name="图片 3"/>
+            <wp:cNvGraphicFramePr>
+              <a:graphicFrameLocks xmlns:a="http://schemas.openxmlformats.org/drawingml/2006/main" noChangeAspect="1"/>
+            </wp:cNvGraphicFramePr>
+            <a:graphic xmlns:a="http://schemas.openxmlformats.org/drawingml/2006/main">
+              <a:graphicData uri="http://schemas.openxmlformats.org/drawingml/2006/picture">
+                <pic:pic xmlns:pic="http://schemas.openxmlformats.org/drawingml/2006/picture">
+                  <pic:nvPicPr>
+                    <pic:cNvPr id="0" name="Picture 5"/>
+                    <pic:cNvPicPr>
+                      <a:picLocks noChangeAspect="1" noChangeArrowheads="1"/>
+                    </pic:cNvPicPr>
+                  </pic:nvPicPr>
+                  <pic:blipFill>
+                    <a:blip r:embed="rId12">
+                      <a:extLst>
+                        <a:ext uri="{28A0092B-C50C-407E-A947-70E740481C1C}">
+                          <a14:useLocalDpi xmlns:a14="http://schemas.microsoft.com/office/drawing/2010/main" val="0"/>
+                        </a:ext>
+                      </a:extLst>
+                    </a:blip>
+                    <a:srcRect/>
+                    <a:stretch>
+                      <a:fillRect/>
+                    </a:stretch>
+                  </pic:blipFill>
+                  <pic:spPr bwMode="auto">
+                    <a:xfrm>
+                      <a:off x="0" y="0"/>
+                      <a:ext cx="5259705" cy="4505960"/>
+                    </a:xfrm>
+                    <a:prstGeom prst="rect">
+                      <a:avLst/>
+                    </a:prstGeom>
+                    <a:noFill/>
+                    <a:ln>
+                      <a:noFill/>
+                    </a:ln>
+                  </pic:spPr>
+                </pic:pic>
+              </a:graphicData>
+            </a:graphic>
+          </wp:inline>
+        </w:drawing>
+      </w:r>
+      <w:r>
+        <w:rPr>
+          <w:rFonts w:ascii="宋体" w:hAnsi="宋体" w:cs="Arial"/>
+          <w:bCs/>
+          <w:color w:val="000000"/>
+          <w:kern w:val="0"/>
+          <w:sz w:val="24"/>
+        </w:rPr>
+        <w:br/>
+      </w:r>
+      <w:r>
+        <w:rPr>
+          <w:rFonts w:ascii="宋体" w:hAnsi="宋体" w:cs="Arial"/>
+          <w:bCs/>
+          <w:color w:val="000000"/>
+          <w:kern w:val="0"/>
+          <w:sz w:val="24"/>
+        </w:rPr>
+        <w:t>串口接受处理+消息结构体</w:t>
+      </w:r>
+      <w:r>
+        <w:rPr>
+          <w:rFonts w:ascii="宋体" w:hAnsi="宋体" w:cs="Arial" w:hint="eastAsia"/>
+          <w:bCs/>
+          <w:color w:val="000000"/>
+          <w:kern w:val="0"/>
+          <w:sz w:val="24"/>
+        </w:rPr>
+        <w:t>:</w:t>
+      </w:r>
+      <w:r>
+        <w:rPr>
+          <w:rFonts w:ascii="宋体" w:hAnsi="宋体" w:cs="Arial"/>
+          <w:bCs/>
+          <w:color w:val="000000"/>
+          <w:kern w:val="0"/>
+          <w:sz w:val="24"/>
+        </w:rPr>
+        <w:br/>
+      </w:r>
+      <w:r>
+        <w:rPr>
+          <w:rFonts w:ascii="宋体" w:hAnsi="宋体" w:cs="Arial"/>
+          <w:bCs/>
+          <w:color w:val="000000"/>
+          <w:kern w:val="0"/>
+          <w:sz w:val="24"/>
+        </w:rPr>
+        <w:br/>
+      </w:r>
+      <w:r>
+        <w:rPr>
+          <w:rFonts w:ascii="宋体" w:hAnsi="宋体" w:cs="Arial"/>
+          <w:bCs/>
+          <w:color w:val="000000"/>
+          <w:kern w:val="0"/>
+          <w:sz w:val="24"/>
+        </w:rPr>
+        <w:br/>
+      </w:r>
+      <w:r>
+        <w:rPr>
+          <w:rFonts w:ascii="宋体" w:hAnsi="宋体" w:cs="Arial"/>
+          <w:bCs/>
+          <w:color w:val="000000"/>
+          <w:kern w:val="0"/>
+          <w:sz w:val="24"/>
+        </w:rPr>
+        <w:br/>
+      </w:r>
+      <w:r>
+        <w:rPr>
+          <w:rFonts w:hint="eastAsia"/>
+          <w:noProof/>
+        </w:rPr>
+        <w:drawing>
+          <wp:anchor distT="0" distB="0" distL="114300" distR="114300" simplePos="0" relativeHeight="251659264" behindDoc="0" locked="0" layoutInCell="1" allowOverlap="1" wp14:anchorId="422CCFA7" wp14:editId="69AF5F13">
+            <wp:simplePos x="0" y="0"/>
+            <wp:positionH relativeFrom="column">
+              <wp:posOffset>190500</wp:posOffset>
+            </wp:positionH>
+            <wp:positionV relativeFrom="paragraph">
+              <wp:posOffset>0</wp:posOffset>
+            </wp:positionV>
+            <wp:extent cx="4679950" cy="8519160"/>
+            <wp:effectExtent l="0" t="0" r="6350" b="0"/>
+            <wp:wrapTopAndBottom/>
+            <wp:docPr id="1200615261" name="图片 4"/>
+            <wp:cNvGraphicFramePr>
+              <a:graphicFrameLocks xmlns:a="http://schemas.openxmlformats.org/drawingml/2006/main" noChangeAspect="1"/>
+            </wp:cNvGraphicFramePr>
+            <a:graphic xmlns:a="http://schemas.openxmlformats.org/drawingml/2006/main">
+              <a:graphicData uri="http://schemas.openxmlformats.org/drawingml/2006/picture">
+                <pic:pic xmlns:pic="http://schemas.openxmlformats.org/drawingml/2006/picture">
+                  <pic:nvPicPr>
+                    <pic:cNvPr id="0" name="Picture 7"/>
+                    <pic:cNvPicPr>
+                      <a:picLocks noChangeAspect="1" noChangeArrowheads="1"/>
+                    </pic:cNvPicPr>
+                  </pic:nvPicPr>
+                  <pic:blipFill rotWithShape="1">
+                    <a:blip r:embed="rId13">
+                      <a:extLst>
+                        <a:ext uri="{28A0092B-C50C-407E-A947-70E740481C1C}">
+                          <a14:useLocalDpi xmlns:a14="http://schemas.microsoft.com/office/drawing/2010/main" val="0"/>
+                        </a:ext>
+                      </a:extLst>
+                    </a:blip>
+                    <a:srcRect l="6015" b="44998"/>
+                    <a:stretch>
+                      <a:fillRect/>
+                    </a:stretch>
+                  </pic:blipFill>
+                  <pic:spPr bwMode="auto">
+                    <a:xfrm>
+                      <a:off x="0" y="0"/>
+                      <a:ext cx="4679950" cy="8519160"/>
+                    </a:xfrm>
+                    <a:prstGeom prst="rect">
+                      <a:avLst/>
+                    </a:prstGeom>
+                    <a:noFill/>
+                    <a:ln>
+                      <a:noFill/>
+                    </a:ln>
+                    <a:extLst>
+                      <a:ext uri="{53640926-AAD7-44D8-BBD7-CCE9431645EC}">
+                        <a14:shadowObscured xmlns:a14="http://schemas.microsoft.com/office/drawing/2010/main"/>
+                      </a:ext>
+                    </a:extLst>
+                  </pic:spPr>
+                </pic:pic>
+              </a:graphicData>
+            </a:graphic>
+            <wp14:sizeRelH relativeFrom="margin">
+              <wp14:pctWidth>0</wp14:pctWidth>
+            </wp14:sizeRelH>
+            <wp14:sizeRelV relativeFrom="margin">
+              <wp14:pctHeight>0</wp14:pctHeight>
+            </wp14:sizeRelV>
+          </wp:anchor>
+        </w:drawing>
+      </w:r>
     </w:p>
     <w:p>
       <w:pPr>
@@ -2117,6 +2521,76 @@
         <w:spacing w:before="100" w:beforeAutospacing="1" w:after="100" w:afterAutospacing="1"/>
         <w:jc w:val="left"/>
         <w:rPr>
+          <w:rFonts w:ascii="宋体" w:hAnsi="宋体" w:cs="Arial" w:hint="eastAsia"/>
+          <w:b/>
+          <w:bCs/>
+          <w:color w:val="000000"/>
+          <w:kern w:val="0"/>
+          <w:sz w:val="27"/>
+          <w:szCs w:val="27"/>
+        </w:rPr>
+      </w:pPr>
+      <w:r>
+        <w:rPr>
+          <w:rFonts w:hint="eastAsia"/>
+          <w:noProof/>
+        </w:rPr>
+        <w:drawing>
+          <wp:inline distT="0" distB="0" distL="0" distR="0" wp14:anchorId="7D324DC3" wp14:editId="10FB77F7">
+            <wp:extent cx="5124450" cy="7261257"/>
+            <wp:effectExtent l="0" t="0" r="0" b="0"/>
+            <wp:docPr id="302754767" name="图片 7"/>
+            <wp:cNvGraphicFramePr>
+              <a:graphicFrameLocks xmlns:a="http://schemas.openxmlformats.org/drawingml/2006/main" noChangeAspect="1"/>
+            </wp:cNvGraphicFramePr>
+            <a:graphic xmlns:a="http://schemas.openxmlformats.org/drawingml/2006/main">
+              <a:graphicData uri="http://schemas.openxmlformats.org/drawingml/2006/picture">
+                <pic:pic xmlns:pic="http://schemas.openxmlformats.org/drawingml/2006/picture">
+                  <pic:nvPicPr>
+                    <pic:cNvPr id="0" name="Picture 19"/>
+                    <pic:cNvPicPr>
+                      <a:picLocks noChangeAspect="1" noChangeArrowheads="1"/>
+                    </pic:cNvPicPr>
+                  </pic:nvPicPr>
+                  <pic:blipFill rotWithShape="1">
+                    <a:blip r:embed="rId13">
+                      <a:extLst>
+                        <a:ext uri="{28A0092B-C50C-407E-A947-70E740481C1C}">
+                          <a14:useLocalDpi xmlns:a14="http://schemas.microsoft.com/office/drawing/2010/main" val="0"/>
+                        </a:ext>
+                      </a:extLst>
+                    </a:blip>
+                    <a:srcRect t="54449"/>
+                    <a:stretch>
+                      <a:fillRect/>
+                    </a:stretch>
+                  </pic:blipFill>
+                  <pic:spPr bwMode="auto">
+                    <a:xfrm>
+                      <a:off x="0" y="0"/>
+                      <a:ext cx="5134718" cy="7275807"/>
+                    </a:xfrm>
+                    <a:prstGeom prst="rect">
+                      <a:avLst/>
+                    </a:prstGeom>
+                    <a:noFill/>
+                    <a:ln>
+                      <a:noFill/>
+                    </a:ln>
+                    <a:extLst>
+                      <a:ext uri="{53640926-AAD7-44D8-BBD7-CCE9431645EC}">
+                        <a14:shadowObscured xmlns:a14="http://schemas.microsoft.com/office/drawing/2010/main"/>
+                      </a:ext>
+                    </a:extLst>
+                  </pic:spPr>
+                </pic:pic>
+              </a:graphicData>
+            </a:graphic>
+          </wp:inline>
+        </w:drawing>
+      </w:r>
+      <w:r>
+        <w:rPr>
           <w:rFonts w:ascii="宋体" w:hAnsi="宋体" w:cs="Arial"/>
           <w:b/>
           <w:bCs/>
@@ -2125,7 +2599,106 @@
           <w:sz w:val="27"/>
           <w:szCs w:val="27"/>
         </w:rPr>
-      </w:pPr>
+        <w:br/>
+      </w:r>
+      <w:r>
+        <w:rPr>
+          <w:rFonts w:ascii="宋体" w:hAnsi="宋体" w:cs="Arial" w:hint="eastAsia"/>
+          <w:color w:val="000000"/>
+          <w:kern w:val="0"/>
+          <w:szCs w:val="21"/>
+        </w:rPr>
+        <w:t>备注:</w:t>
+      </w:r>
+      <w:r>
+        <w:rPr>
+          <w:rFonts w:hint="eastAsia"/>
+        </w:rPr>
+        <w:t xml:space="preserve"> </w:t>
+      </w:r>
+      <w:r>
+        <w:t>上电</w:t>
+      </w:r>
+      <w:r>
+        <w:rPr>
+          <w:rFonts w:hint="eastAsia"/>
+        </w:rPr>
+        <w:t>时</w:t>
+      </w:r>
+      <w:r>
+        <w:t>需要在</w:t>
+      </w:r>
+      <w:proofErr w:type="spellStart"/>
+      <w:r>
+        <w:t>freertos</w:t>
+      </w:r>
+      <w:proofErr w:type="spellEnd"/>
+      <w:r>
+        <w:t>的核心启动前调用一次初始接收</w:t>
+      </w:r>
+      <w:r>
+        <w:rPr>
+          <w:rFonts w:hint="eastAsia"/>
+          <w:noProof/>
+        </w:rPr>
+        <w:drawing>
+          <wp:inline distT="0" distB="0" distL="0" distR="0" wp14:anchorId="7D6D902E" wp14:editId="312F30BE">
+            <wp:extent cx="5219700" cy="2762250"/>
+            <wp:effectExtent l="0" t="0" r="0" b="0"/>
+            <wp:docPr id="1105674244" name="图片 8"/>
+            <wp:cNvGraphicFramePr>
+              <a:graphicFrameLocks xmlns:a="http://schemas.openxmlformats.org/drawingml/2006/main" noChangeAspect="1"/>
+            </wp:cNvGraphicFramePr>
+            <a:graphic xmlns:a="http://schemas.openxmlformats.org/drawingml/2006/main">
+              <a:graphicData uri="http://schemas.openxmlformats.org/drawingml/2006/picture">
+                <pic:pic xmlns:pic="http://schemas.openxmlformats.org/drawingml/2006/picture">
+                  <pic:nvPicPr>
+                    <pic:cNvPr id="0" name="Picture 21"/>
+                    <pic:cNvPicPr>
+                      <a:picLocks noChangeAspect="1" noChangeArrowheads="1"/>
+                    </pic:cNvPicPr>
+                  </pic:nvPicPr>
+                  <pic:blipFill>
+                    <a:blip r:embed="rId14">
+                      <a:extLst>
+                        <a:ext uri="{28A0092B-C50C-407E-A947-70E740481C1C}">
+                          <a14:useLocalDpi xmlns:a14="http://schemas.microsoft.com/office/drawing/2010/main" val="0"/>
+                        </a:ext>
+                      </a:extLst>
+                    </a:blip>
+                    <a:srcRect/>
+                    <a:stretch>
+                      <a:fillRect/>
+                    </a:stretch>
+                  </pic:blipFill>
+                  <pic:spPr bwMode="auto">
+                    <a:xfrm>
+                      <a:off x="0" y="0"/>
+                      <a:ext cx="5219700" cy="2762250"/>
+                    </a:xfrm>
+                    <a:prstGeom prst="rect">
+                      <a:avLst/>
+                    </a:prstGeom>
+                    <a:noFill/>
+                    <a:ln>
+                      <a:noFill/>
+                    </a:ln>
+                  </pic:spPr>
+                </pic:pic>
+              </a:graphicData>
+            </a:graphic>
+          </wp:inline>
+        </w:drawing>
+      </w:r>
+      <w:r>
+        <w:rPr>
+          <w:rFonts w:ascii="宋体" w:hAnsi="宋体" w:cs="Arial"/>
+          <w:color w:val="000000"/>
+          <w:kern w:val="0"/>
+          <w:szCs w:val="21"/>
+        </w:rPr>
+        <w:br/>
+      </w:r>
       <w:r>
         <w:rPr>
           <w:rFonts w:ascii="宋体" w:hAnsi="宋体" w:cs="Arial" w:hint="eastAsia"/>
@@ -2164,6 +2737,68 @@
         </w:rPr>
         <w:tab/>
       </w:r>
+      <w:r>
+        <w:rPr>
+          <w:rFonts w:hint="eastAsia"/>
+          <w:noProof/>
+        </w:rPr>
+        <w:drawing>
+          <wp:anchor distT="0" distB="0" distL="114300" distR="114300" simplePos="0" relativeHeight="251658240" behindDoc="0" locked="0" layoutInCell="1" allowOverlap="1" wp14:anchorId="78BFD369" wp14:editId="3FE55A46">
+            <wp:simplePos x="0" y="0"/>
+            <wp:positionH relativeFrom="column">
+              <wp:posOffset>-1905</wp:posOffset>
+            </wp:positionH>
+            <wp:positionV relativeFrom="paragraph">
+              <wp:posOffset>266700</wp:posOffset>
+            </wp:positionV>
+            <wp:extent cx="5274310" cy="2828925"/>
+            <wp:effectExtent l="0" t="0" r="2540" b="9525"/>
+            <wp:wrapTopAndBottom/>
+            <wp:docPr id="1272743948" name="图片 1"/>
+            <wp:cNvGraphicFramePr>
+              <a:graphicFrameLocks xmlns:a="http://schemas.openxmlformats.org/drawingml/2006/main" noChangeAspect="1"/>
+            </wp:cNvGraphicFramePr>
+            <a:graphic xmlns:a="http://schemas.openxmlformats.org/drawingml/2006/main">
+              <a:graphicData uri="http://schemas.openxmlformats.org/drawingml/2006/picture">
+                <pic:pic xmlns:pic="http://schemas.openxmlformats.org/drawingml/2006/picture">
+                  <pic:nvPicPr>
+                    <pic:cNvPr id="0" name="Picture 1"/>
+                    <pic:cNvPicPr>
+                      <a:picLocks noChangeAspect="1" noChangeArrowheads="1"/>
+                    </pic:cNvPicPr>
+                  </pic:nvPicPr>
+                  <pic:blipFill>
+                    <a:blip r:embed="rId15" cstate="print">
+                      <a:extLst>
+                        <a:ext uri="{28A0092B-C50C-407E-A947-70E740481C1C}">
+                          <a14:useLocalDpi xmlns:a14="http://schemas.microsoft.com/office/drawing/2010/main" val="0"/>
+                        </a:ext>
+                      </a:extLst>
+                    </a:blip>
+                    <a:srcRect/>
+                    <a:stretch>
+                      <a:fillRect/>
+                    </a:stretch>
+                  </pic:blipFill>
+                  <pic:spPr bwMode="auto">
+                    <a:xfrm>
+                      <a:off x="0" y="0"/>
+                      <a:ext cx="5274310" cy="2828925"/>
+                    </a:xfrm>
+                    <a:prstGeom prst="rect">
+                      <a:avLst/>
+                    </a:prstGeom>
+                    <a:noFill/>
+                    <a:ln>
+                      <a:noFill/>
+                    </a:ln>
+                  </pic:spPr>
+                </pic:pic>
+              </a:graphicData>
+            </a:graphic>
+          </wp:anchor>
+        </w:drawing>
+      </w:r>
     </w:p>
     <w:p>
       <w:pPr>
@@ -2171,6 +2806,29 @@
         <w:spacing w:before="100" w:beforeAutospacing="1" w:after="100" w:afterAutospacing="1"/>
         <w:jc w:val="left"/>
         <w:rPr>
+          <w:rFonts w:ascii="宋体" w:hAnsi="宋体" w:cs="Arial" w:hint="eastAsia"/>
+          <w:b/>
+          <w:bCs/>
+          <w:color w:val="000000"/>
+          <w:kern w:val="0"/>
+          <w:sz w:val="27"/>
+          <w:szCs w:val="27"/>
+        </w:rPr>
+      </w:pPr>
+      <w:r>
+        <w:rPr>
+          <w:rFonts w:ascii="宋体" w:hAnsi="宋体" w:cs="Arial" w:hint="eastAsia"/>
+          <w:b/>
+          <w:bCs/>
+          <w:color w:val="000000"/>
+          <w:kern w:val="0"/>
+          <w:sz w:val="27"/>
+          <w:szCs w:val="27"/>
+        </w:rPr>
+        <w:t>[实验总结]</w:t>
+      </w:r>
+      <w:r>
+        <w:rPr>
           <w:rFonts w:ascii="宋体" w:hAnsi="宋体" w:cs="Arial"/>
           <w:b/>
           <w:bCs/>
@@ -2179,10 +2837,11 @@
           <w:sz w:val="27"/>
           <w:szCs w:val="27"/>
         </w:rPr>
-      </w:pPr>
-      <w:r>
-        <w:rPr>
-          <w:rFonts w:ascii="宋体" w:hAnsi="宋体" w:cs="Arial" w:hint="eastAsia"/>
+        <w:br/>
+      </w:r>
+      <w:r>
+        <w:rPr>
+          <w:rFonts w:ascii="宋体" w:hAnsi="宋体" w:cs="Arial"/>
           <w:b/>
           <w:bCs/>
           <w:color w:val="000000"/>
@@ -2190,14 +2849,37 @@
           <w:sz w:val="27"/>
           <w:szCs w:val="27"/>
         </w:rPr>
-        <w:t>[实验总结]</w:t>
+        <w:br/>
+      </w:r>
+      <w:r>
+        <w:rPr>
+          <w:rFonts w:ascii="宋体" w:hAnsi="宋体" w:cs="Arial"/>
+          <w:b/>
+          <w:bCs/>
+          <w:color w:val="000000"/>
+          <w:kern w:val="0"/>
+          <w:sz w:val="27"/>
+          <w:szCs w:val="27"/>
+        </w:rPr>
+        <w:br/>
+      </w:r>
+      <w:r>
+        <w:rPr>
+          <w:rFonts w:ascii="宋体" w:hAnsi="宋体" w:cs="Arial"/>
+          <w:b/>
+          <w:bCs/>
+          <w:color w:val="000000"/>
+          <w:kern w:val="0"/>
+          <w:sz w:val="27"/>
+          <w:szCs w:val="27"/>
+        </w:rPr>
+        <w:br/>
       </w:r>
     </w:p>
     <w:p>
       <w:pPr>
         <w:jc w:val="center"/>
         <w:rPr>
-          <w:rFonts w:hint="eastAsia"/>
           <w:b/>
           <w:bCs/>
         </w:rPr>
@@ -2286,6 +2968,7 @@
         </w:rPr>
         <w:t>掌握</w:t>
       </w:r>
+      <w:proofErr w:type="spellStart"/>
       <w:r>
         <w:rPr>
           <w:rFonts w:ascii="Arial" w:hAnsi="Arial" w:cs="Arial" w:hint="eastAsia"/>
@@ -2296,6 +2979,7 @@
         </w:rPr>
         <w:t>FreeRTOS</w:t>
       </w:r>
+      <w:proofErr w:type="spellEnd"/>
       <w:r>
         <w:rPr>
           <w:rFonts w:ascii="Arial" w:hAnsi="Arial" w:cs="Arial" w:hint="eastAsia"/>
@@ -2341,6 +3025,7 @@
         </w:rPr>
         <w:t>掌握</w:t>
       </w:r>
+      <w:proofErr w:type="spellStart"/>
       <w:r>
         <w:rPr>
           <w:rFonts w:ascii="Arial" w:hAnsi="Arial" w:cs="Arial" w:hint="eastAsia"/>
@@ -2351,6 +3036,7 @@
         </w:rPr>
         <w:t>FreeRTOS</w:t>
       </w:r>
+      <w:proofErr w:type="spellEnd"/>
       <w:r>
         <w:rPr>
           <w:rFonts w:ascii="Arial" w:hAnsi="Arial" w:cs="Arial" w:hint="eastAsia"/>
@@ -2416,6 +3102,7 @@
         </w:rPr>
         <w:t>的</w:t>
       </w:r>
+      <w:proofErr w:type="spellStart"/>
       <w:r>
         <w:rPr>
           <w:rFonts w:ascii="Arial" w:hAnsi="Arial" w:cs="Arial" w:hint="eastAsia"/>
@@ -2426,6 +3113,7 @@
         </w:rPr>
         <w:t>FreeRTOS</w:t>
       </w:r>
+      <w:proofErr w:type="spellEnd"/>
       <w:r>
         <w:rPr>
           <w:rFonts w:ascii="Arial" w:hAnsi="Arial" w:cs="Arial" w:hint="eastAsia"/>
@@ -2460,35 +3148,19 @@
       <w:pPr>
         <w:pStyle w:val="a8"/>
         <w:widowControl/>
-        <w:rPr>
-          <w:rFonts w:ascii="宋体" w:hAnsi="宋体" w:cs="宋体"/>
-          <w:sz w:val="27"/>
-          <w:szCs w:val="27"/>
-        </w:rPr>
-      </w:pPr>
-      <w:r>
         <w:rPr>
           <w:rFonts w:ascii="宋体" w:hAnsi="宋体" w:cs="宋体" w:hint="eastAsia"/>
           <w:sz w:val="27"/>
           <w:szCs w:val="27"/>
         </w:rPr>
-        <w:t>硬件：</w:t>
-      </w:r>
-      <w:r>
-        <w:rPr>
-          <w:rFonts w:ascii="宋体" w:hAnsi="宋体" w:cs="宋体" w:hint="eastAsia"/>
-          <w:sz w:val="20"/>
-          <w:szCs w:val="20"/>
-        </w:rPr>
-        <w:t>pc计算机（宿主机），STM32开发板</w:t>
-      </w:r>
+      </w:pPr>
       <w:r>
         <w:rPr>
           <w:rFonts w:ascii="宋体" w:hAnsi="宋体" w:cs="宋体" w:hint="eastAsia"/>
           <w:sz w:val="27"/>
           <w:szCs w:val="27"/>
         </w:rPr>
-        <w:t>，</w:t>
+        <w:t>硬件：</w:t>
       </w:r>
       <w:r>
         <w:rPr>
@@ -2496,23 +3168,36 @@
           <w:sz w:val="20"/>
           <w:szCs w:val="20"/>
         </w:rPr>
-        <w:t>JLINK仿真器。</w:t>
-      </w:r>
-    </w:p>
-    <w:p>
-      <w:pPr>
-        <w:pStyle w:val="a8"/>
-        <w:widowControl/>
-        <w:rPr>
-          <w:rFonts w:hint="eastAsia"/>
-        </w:rPr>
-      </w:pPr>
+        <w:t>pc计算机（宿主机），STM32开发板</w:t>
+      </w:r>
       <w:r>
         <w:rPr>
           <w:rFonts w:ascii="宋体" w:hAnsi="宋体" w:cs="宋体" w:hint="eastAsia"/>
           <w:sz w:val="27"/>
           <w:szCs w:val="27"/>
         </w:rPr>
+        <w:t>，</w:t>
+      </w:r>
+      <w:r>
+        <w:rPr>
+          <w:rFonts w:ascii="宋体" w:hAnsi="宋体" w:cs="宋体" w:hint="eastAsia"/>
+          <w:sz w:val="20"/>
+          <w:szCs w:val="20"/>
+        </w:rPr>
+        <w:t>JLINK仿真器。</w:t>
+      </w:r>
+    </w:p>
+    <w:p>
+      <w:pPr>
+        <w:pStyle w:val="a8"/>
+        <w:widowControl/>
+      </w:pPr>
+      <w:r>
+        <w:rPr>
+          <w:rFonts w:ascii="宋体" w:hAnsi="宋体" w:cs="宋体" w:hint="eastAsia"/>
+          <w:sz w:val="27"/>
+          <w:szCs w:val="27"/>
+        </w:rPr>
         <w:t>软件：</w:t>
       </w:r>
       <w:r>
@@ -2640,12 +3325,21 @@
         </w:rPr>
         <w:t>LED3</w:t>
       </w:r>
-      <w:r>
-        <w:rPr>
-          <w:rFonts w:hint="eastAsia"/>
-          <w:sz w:val="24"/>
-        </w:rPr>
-        <w:t>三个灯进行不同模式的操作。每当按键</w:t>
+      <w:proofErr w:type="gramStart"/>
+      <w:r>
+        <w:rPr>
+          <w:rFonts w:hint="eastAsia"/>
+          <w:sz w:val="24"/>
+        </w:rPr>
+        <w:t>三个</w:t>
+      </w:r>
+      <w:proofErr w:type="gramEnd"/>
+      <w:r>
+        <w:rPr>
+          <w:rFonts w:hint="eastAsia"/>
+          <w:sz w:val="24"/>
+        </w:rPr>
+        <w:t>灯进行不同模式的操作。每当按键</w:t>
       </w:r>
       <w:r>
         <w:rPr>
@@ -3070,7 +3764,7 @@
         <w:spacing w:before="100" w:after="100"/>
         <w:contextualSpacing/>
         <w:rPr>
-          <w:rFonts w:ascii="Arial" w:hAnsi="Arial" w:cs="Arial" w:hint="eastAsia"/>
+          <w:rFonts w:ascii="Arial" w:hAnsi="Arial" w:cs="Arial"/>
           <w:sz w:val="20"/>
           <w:szCs w:val="20"/>
         </w:rPr>
@@ -3155,7 +3849,7 @@
         <w:spacing w:before="100" w:after="100"/>
         <w:contextualSpacing/>
         <w:rPr>
-          <w:rFonts w:ascii="Arial" w:hAnsi="Arial" w:cs="Arial" w:hint="eastAsia"/>
+          <w:rFonts w:ascii="Arial" w:hAnsi="Arial" w:cs="Arial"/>
           <w:sz w:val="20"/>
           <w:szCs w:val="20"/>
         </w:rPr>
@@ -3282,7 +3976,7 @@
         <w:ind w:firstLineChars="0"/>
         <w:jc w:val="left"/>
         <w:rPr>
-          <w:rFonts w:ascii="宋体" w:hAnsi="宋体" w:cs="Arial"/>
+          <w:rFonts w:ascii="宋体" w:hAnsi="宋体" w:cs="Arial" w:hint="eastAsia"/>
           <w:color w:val="000000"/>
           <w:kern w:val="0"/>
           <w:sz w:val="27"/>
@@ -3356,7 +4050,7 @@
                     </pic:cNvPicPr>
                   </pic:nvPicPr>
                   <pic:blipFill>
-                    <a:blip r:embed="rId11">
+                    <a:blip r:embed="rId16">
                       <a:extLst>
                         <a:ext uri="{28A0092B-C50C-407E-A947-70E740481C1C}">
                           <a14:useLocalDpi xmlns:a14="http://schemas.microsoft.com/office/drawing/2010/main" val="0"/>
@@ -3442,7 +4136,7 @@
                     </pic:cNvPicPr>
                   </pic:nvPicPr>
                   <pic:blipFill>
-                    <a:blip r:embed="rId12">
+                    <a:blip r:embed="rId17">
                       <a:extLst>
                         <a:ext uri="{28A0092B-C50C-407E-A947-70E740481C1C}">
                           <a14:useLocalDpi xmlns:a14="http://schemas.microsoft.com/office/drawing/2010/main" val="0"/>
@@ -3483,7 +4177,7 @@
         </w:tabs>
         <w:jc w:val="both"/>
         <w:rPr>
-          <w:rFonts w:ascii="宋体" w:hAnsi="宋体" w:cs="宋体"/>
+          <w:rFonts w:ascii="宋体" w:hAnsi="宋体" w:cs="宋体" w:hint="eastAsia"/>
           <w:sz w:val="20"/>
           <w:szCs w:val="20"/>
         </w:rPr>
@@ -3523,7 +4217,7 @@
                     </pic:cNvPicPr>
                   </pic:nvPicPr>
                   <pic:blipFill>
-                    <a:blip r:embed="rId13">
+                    <a:blip r:embed="rId18">
                       <a:extLst>
                         <a:ext uri="{28A0092B-C50C-407E-A947-70E740481C1C}">
                           <a14:useLocalDpi xmlns:a14="http://schemas.microsoft.com/office/drawing/2010/main" val="0"/>
@@ -3564,7 +4258,7 @@
         </w:tabs>
         <w:jc w:val="both"/>
         <w:rPr>
-          <w:rFonts w:ascii="宋体" w:hAnsi="宋体" w:cs="宋体"/>
+          <w:rFonts w:ascii="宋体" w:hAnsi="宋体" w:cs="宋体" w:hint="eastAsia"/>
           <w:sz w:val="20"/>
           <w:szCs w:val="20"/>
         </w:rPr>
@@ -3579,7 +4273,7 @@
         </w:tabs>
         <w:jc w:val="both"/>
         <w:rPr>
-          <w:rFonts w:ascii="宋体" w:hAnsi="宋体" w:cs="宋体"/>
+          <w:rFonts w:ascii="宋体" w:hAnsi="宋体" w:cs="宋体" w:hint="eastAsia"/>
         </w:rPr>
       </w:pPr>
       <w:r>
@@ -3606,7 +4300,7 @@
         </w:tabs>
         <w:jc w:val="both"/>
         <w:rPr>
-          <w:rFonts w:ascii="宋体" w:hAnsi="宋体" w:cs="宋体"/>
+          <w:rFonts w:ascii="宋体" w:hAnsi="宋体" w:cs="宋体" w:hint="eastAsia"/>
           <w:sz w:val="20"/>
           <w:szCs w:val="20"/>
         </w:rPr>
@@ -3620,15 +4314,33 @@
           <w:sz w:val="20"/>
           <w:szCs w:val="20"/>
         </w:rPr>
-        <w:t>每个GPIO端口有两个32位配置寄存器，两个32位数据寄存器，一个32位置位/复位寄存器，一个16位复位寄存器和一个32为锁定寄存器。I/O寄存器必须以32位字的形式访问。</w:t>
-      </w:r>
-    </w:p>
-    <w:p>
-      <w:pPr>
-        <w:pStyle w:val="a8"/>
-        <w:widowControl/>
-        <w:rPr>
-          <w:rFonts w:ascii="宋体" w:hAnsi="宋体" w:cs="宋体"/>
+        <w:t>每个GPIO端口有两个32位配置寄存器，两个32位数据寄存器，一个32</w:t>
+      </w:r>
+      <w:proofErr w:type="gramStart"/>
+      <w:r>
+        <w:rPr>
+          <w:rFonts w:ascii="宋体" w:hAnsi="宋体" w:cs="宋体" w:hint="eastAsia"/>
+          <w:sz w:val="20"/>
+          <w:szCs w:val="20"/>
+        </w:rPr>
+        <w:t>位置位</w:t>
+      </w:r>
+      <w:proofErr w:type="gramEnd"/>
+      <w:r>
+        <w:rPr>
+          <w:rFonts w:ascii="宋体" w:hAnsi="宋体" w:cs="宋体" w:hint="eastAsia"/>
+          <w:sz w:val="20"/>
+          <w:szCs w:val="20"/>
+        </w:rPr>
+        <w:t>/复位寄存器，一个16位复位寄存器和一个32为锁定寄存器。I/O寄存器必须以32位字的形式访问。</w:t>
+      </w:r>
+    </w:p>
+    <w:p>
+      <w:pPr>
+        <w:pStyle w:val="a8"/>
+        <w:widowControl/>
+        <w:rPr>
+          <w:rFonts w:ascii="宋体" w:hAnsi="宋体" w:cs="宋体" w:hint="eastAsia"/>
           <w:sz w:val="20"/>
           <w:szCs w:val="20"/>
         </w:rPr>
@@ -3669,7 +4381,7 @@
                     </pic:cNvPicPr>
                   </pic:nvPicPr>
                   <pic:blipFill>
-                    <a:blip r:embed="rId14" cstate="print">
+                    <a:blip r:embed="rId19" cstate="print">
                       <a:extLst>
                         <a:ext uri="{28A0092B-C50C-407E-A947-70E740481C1C}">
                           <a14:useLocalDpi xmlns:a14="http://schemas.microsoft.com/office/drawing/2010/main" val="0"/>
@@ -3708,7 +4420,7 @@
         <w:spacing w:before="100" w:beforeAutospacing="1" w:after="100" w:afterAutospacing="1"/>
         <w:jc w:val="left"/>
         <w:rPr>
-          <w:rFonts w:ascii="宋体" w:hAnsi="宋体" w:cs="Arial"/>
+          <w:rFonts w:ascii="宋体" w:hAnsi="宋体" w:cs="Arial" w:hint="eastAsia"/>
           <w:color w:val="000000"/>
           <w:kern w:val="0"/>
           <w:sz w:val="27"/>
@@ -3744,15 +4456,26 @@
       <w:pPr>
         <w:pStyle w:val="a8"/>
         <w:widowControl/>
-        <w:rPr>
-          <w:rFonts w:hint="eastAsia"/>
-        </w:rPr>
       </w:pPr>
       <w:r>
         <w:rPr>
           <w:rFonts w:ascii="Times New Roman" w:hAnsi="Times New Roman" w:hint="eastAsia"/>
         </w:rPr>
-        <w:t xml:space="preserve">　　对于多个任务实时系统来说，它有多个任务，每个任务使用不同的堆栈，每个任务的堆栈都是独立的。每个任务的堆栈需要用户指定其大小。当人物之间发生任务切换时，可能是由中断引起的中断级切换，也可能是任务级切换。无论是哪种切换，都要将处理器的堆栈指针ＳＰ指向新的堆栈，处理器转去执行新的任务。当被剥夺执行权的任务再次能够运行时，那也是从别的任务切换过来的。</w:t>
+        <w:t xml:space="preserve">　　对于多个任务实时系统来说，它有多个任务，每个任务使用不同的堆栈，每个任务的堆栈都是独立的。每个任务的堆栈需要用户指定其大小。当人物之间发生任务切换时，可能是由中断引起的中断级切换，也可能是</w:t>
+      </w:r>
+      <w:proofErr w:type="gramStart"/>
+      <w:r>
+        <w:rPr>
+          <w:rFonts w:ascii="Times New Roman" w:hAnsi="Times New Roman" w:hint="eastAsia"/>
+        </w:rPr>
+        <w:t>任务级</w:t>
+      </w:r>
+      <w:proofErr w:type="gramEnd"/>
+      <w:r>
+        <w:rPr>
+          <w:rFonts w:ascii="Times New Roman" w:hAnsi="Times New Roman" w:hint="eastAsia"/>
+        </w:rPr>
+        <w:t>切换。无论是哪种切换，都要将处理器的堆栈指针ＳＰ指向新的堆栈，处理器转去执行新的任务。当被剥夺执行权的任务再次能够运行时，那也是从别的任务切换过来的。</w:t>
       </w:r>
       <w:r>
         <w:rPr>
@@ -3827,7 +4550,7 @@
         <w:pStyle w:val="a8"/>
         <w:widowControl/>
         <w:rPr>
-          <w:rFonts w:ascii="宋体" w:hAnsi="宋体" w:cs="Arial"/>
+          <w:rFonts w:ascii="宋体" w:hAnsi="宋体" w:cs="Arial" w:hint="eastAsia"/>
           <w:bCs/>
           <w:color w:val="000000"/>
           <w:sz w:val="20"/>
@@ -4039,6 +4762,377 @@
           <w:sz w:val="24"/>
         </w:rPr>
       </w:pPr>
+      <w:r>
+        <w:rPr>
+          <w:rFonts w:ascii="宋体" w:hAnsi="宋体" w:cs="Arial"/>
+          <w:bCs/>
+          <w:color w:val="000000"/>
+          <w:kern w:val="0"/>
+          <w:sz w:val="24"/>
+        </w:rPr>
+        <w:t>宏定义</w:t>
+      </w:r>
+      <w:r>
+        <w:rPr>
+          <w:rFonts w:ascii="宋体" w:hAnsi="宋体" w:cs="Arial" w:hint="eastAsia"/>
+          <w:bCs/>
+          <w:color w:val="000000"/>
+          <w:kern w:val="0"/>
+          <w:sz w:val="24"/>
+        </w:rPr>
+        <w:t>:</w:t>
+      </w:r>
+      <w:r>
+        <w:rPr>
+          <w:rFonts w:ascii="宋体" w:hAnsi="宋体" w:cs="Arial"/>
+          <w:bCs/>
+          <w:color w:val="000000"/>
+          <w:kern w:val="0"/>
+          <w:sz w:val="24"/>
+        </w:rPr>
+        <w:br/>
+      </w:r>
+      <w:r>
+        <w:rPr>
+          <w:rFonts w:hint="eastAsia"/>
+          <w:noProof/>
+        </w:rPr>
+        <w:drawing>
+          <wp:inline distT="0" distB="0" distL="0" distR="0" wp14:anchorId="23204887" wp14:editId="07539399">
+            <wp:extent cx="5274310" cy="1978025"/>
+            <wp:effectExtent l="0" t="0" r="2540" b="3175"/>
+            <wp:docPr id="1133333981" name="图片 9"/>
+            <wp:cNvGraphicFramePr>
+              <a:graphicFrameLocks xmlns:a="http://schemas.openxmlformats.org/drawingml/2006/main" noChangeAspect="1"/>
+            </wp:cNvGraphicFramePr>
+            <a:graphic xmlns:a="http://schemas.openxmlformats.org/drawingml/2006/main">
+              <a:graphicData uri="http://schemas.openxmlformats.org/drawingml/2006/picture">
+                <pic:pic xmlns:pic="http://schemas.openxmlformats.org/drawingml/2006/picture">
+                  <pic:nvPicPr>
+                    <pic:cNvPr id="0" name="Picture 23"/>
+                    <pic:cNvPicPr>
+                      <a:picLocks noChangeAspect="1" noChangeArrowheads="1"/>
+                    </pic:cNvPicPr>
+                  </pic:nvPicPr>
+                  <pic:blipFill>
+                    <a:blip r:embed="rId20">
+                      <a:extLst>
+                        <a:ext uri="{28A0092B-C50C-407E-A947-70E740481C1C}">
+                          <a14:useLocalDpi xmlns:a14="http://schemas.microsoft.com/office/drawing/2010/main" val="0"/>
+                        </a:ext>
+                      </a:extLst>
+                    </a:blip>
+                    <a:srcRect/>
+                    <a:stretch>
+                      <a:fillRect/>
+                    </a:stretch>
+                  </pic:blipFill>
+                  <pic:spPr bwMode="auto">
+                    <a:xfrm>
+                      <a:off x="0" y="0"/>
+                      <a:ext cx="5274310" cy="1978025"/>
+                    </a:xfrm>
+                    <a:prstGeom prst="rect">
+                      <a:avLst/>
+                    </a:prstGeom>
+                    <a:noFill/>
+                    <a:ln>
+                      <a:noFill/>
+                    </a:ln>
+                  </pic:spPr>
+                </pic:pic>
+              </a:graphicData>
+            </a:graphic>
+          </wp:inline>
+        </w:drawing>
+      </w:r>
+      <w:r>
+        <w:rPr>
+          <w:rFonts w:ascii="宋体" w:hAnsi="宋体" w:cs="Arial"/>
+          <w:bCs/>
+          <w:color w:val="000000"/>
+          <w:kern w:val="0"/>
+          <w:sz w:val="24"/>
+        </w:rPr>
+        <w:br/>
+      </w:r>
+      <w:r>
+        <w:rPr>
+          <w:rFonts w:ascii="宋体" w:hAnsi="宋体" w:cs="Arial"/>
+          <w:bCs/>
+          <w:color w:val="000000"/>
+          <w:kern w:val="0"/>
+          <w:sz w:val="24"/>
+        </w:rPr>
+        <w:br/>
+      </w:r>
+      <w:r>
+        <w:rPr>
+          <w:rFonts w:ascii="宋体" w:hAnsi="宋体" w:cs="Arial"/>
+          <w:bCs/>
+          <w:color w:val="000000"/>
+          <w:kern w:val="0"/>
+          <w:sz w:val="24"/>
+        </w:rPr>
+        <w:t>按键检测</w:t>
+      </w:r>
+      <w:r>
+        <w:rPr>
+          <w:rFonts w:ascii="宋体" w:hAnsi="宋体" w:cs="Arial" w:hint="eastAsia"/>
+          <w:bCs/>
+          <w:color w:val="000000"/>
+          <w:kern w:val="0"/>
+          <w:sz w:val="24"/>
+        </w:rPr>
+        <w:t>:</w:t>
+      </w:r>
+      <w:r>
+        <w:rPr>
+          <w:rFonts w:ascii="宋体" w:hAnsi="宋体" w:cs="Arial"/>
+          <w:bCs/>
+          <w:color w:val="000000"/>
+          <w:kern w:val="0"/>
+          <w:sz w:val="24"/>
+        </w:rPr>
+        <w:br/>
+      </w:r>
+      <w:r>
+        <w:rPr>
+          <w:rFonts w:hint="eastAsia"/>
+          <w:noProof/>
+        </w:rPr>
+        <w:drawing>
+          <wp:inline distT="0" distB="0" distL="0" distR="0" wp14:anchorId="5FAA4805" wp14:editId="4FFB1DE6">
+            <wp:extent cx="5086350" cy="8496300"/>
+            <wp:effectExtent l="0" t="0" r="0" b="0"/>
+            <wp:docPr id="1215674967" name="图片 10"/>
+            <wp:cNvGraphicFramePr>
+              <a:graphicFrameLocks xmlns:a="http://schemas.openxmlformats.org/drawingml/2006/main" noChangeAspect="1"/>
+            </wp:cNvGraphicFramePr>
+            <a:graphic xmlns:a="http://schemas.openxmlformats.org/drawingml/2006/main">
+              <a:graphicData uri="http://schemas.openxmlformats.org/drawingml/2006/picture">
+                <pic:pic xmlns:pic="http://schemas.openxmlformats.org/drawingml/2006/picture">
+                  <pic:nvPicPr>
+                    <pic:cNvPr id="0" name="Picture 25"/>
+                    <pic:cNvPicPr>
+                      <a:picLocks noChangeAspect="1" noChangeArrowheads="1"/>
+                    </pic:cNvPicPr>
+                  </pic:nvPicPr>
+                  <pic:blipFill>
+                    <a:blip r:embed="rId21">
+                      <a:extLst>
+                        <a:ext uri="{28A0092B-C50C-407E-A947-70E740481C1C}">
+                          <a14:useLocalDpi xmlns:a14="http://schemas.microsoft.com/office/drawing/2010/main" val="0"/>
+                        </a:ext>
+                      </a:extLst>
+                    </a:blip>
+                    <a:srcRect/>
+                    <a:stretch>
+                      <a:fillRect/>
+                    </a:stretch>
+                  </pic:blipFill>
+                  <pic:spPr bwMode="auto">
+                    <a:xfrm>
+                      <a:off x="0" y="0"/>
+                      <a:ext cx="5086350" cy="8496300"/>
+                    </a:xfrm>
+                    <a:prstGeom prst="rect">
+                      <a:avLst/>
+                    </a:prstGeom>
+                    <a:noFill/>
+                    <a:ln>
+                      <a:noFill/>
+                    </a:ln>
+                  </pic:spPr>
+                </pic:pic>
+              </a:graphicData>
+            </a:graphic>
+          </wp:inline>
+        </w:drawing>
+      </w:r>
+      <w:r>
+        <w:rPr>
+          <w:rFonts w:ascii="宋体" w:hAnsi="宋体" w:cs="Arial"/>
+          <w:bCs/>
+          <w:color w:val="000000"/>
+          <w:kern w:val="0"/>
+          <w:sz w:val="24"/>
+        </w:rPr>
+        <w:br/>
+      </w:r>
+      <w:r>
+        <w:rPr>
+          <w:rFonts w:ascii="宋体" w:hAnsi="宋体" w:cs="Arial"/>
+          <w:bCs/>
+          <w:color w:val="000000"/>
+          <w:kern w:val="0"/>
+          <w:sz w:val="24"/>
+        </w:rPr>
+        <w:br/>
+      </w:r>
+      <w:r>
+        <w:rPr>
+          <w:rFonts w:ascii="宋体" w:hAnsi="宋体" w:cs="Arial"/>
+          <w:bCs/>
+          <w:color w:val="000000"/>
+          <w:kern w:val="0"/>
+          <w:sz w:val="24"/>
+        </w:rPr>
+        <w:t>流水灯响应</w:t>
+      </w:r>
+      <w:r>
+        <w:rPr>
+          <w:rFonts w:ascii="宋体" w:hAnsi="宋体" w:cs="Arial" w:hint="eastAsia"/>
+          <w:bCs/>
+          <w:color w:val="000000"/>
+          <w:kern w:val="0"/>
+          <w:sz w:val="24"/>
+        </w:rPr>
+        <w:t>:</w:t>
+      </w:r>
+      <w:r>
+        <w:rPr>
+          <w:rFonts w:ascii="宋体" w:hAnsi="宋体" w:cs="Arial"/>
+          <w:bCs/>
+          <w:color w:val="000000"/>
+          <w:kern w:val="0"/>
+          <w:sz w:val="24"/>
+        </w:rPr>
+        <w:br/>
+      </w:r>
+      <w:r>
+        <w:rPr>
+          <w:rFonts w:hint="eastAsia"/>
+          <w:noProof/>
+        </w:rPr>
+        <w:drawing>
+          <wp:inline distT="0" distB="0" distL="0" distR="0" wp14:anchorId="1D284BD1" wp14:editId="03BBBF32">
+            <wp:extent cx="3670300" cy="8516620"/>
+            <wp:effectExtent l="0" t="0" r="6350" b="0"/>
+            <wp:docPr id="435082505" name="图片 11"/>
+            <wp:cNvGraphicFramePr>
+              <a:graphicFrameLocks xmlns:a="http://schemas.openxmlformats.org/drawingml/2006/main" noChangeAspect="1"/>
+            </wp:cNvGraphicFramePr>
+            <a:graphic xmlns:a="http://schemas.openxmlformats.org/drawingml/2006/main">
+              <a:graphicData uri="http://schemas.openxmlformats.org/drawingml/2006/picture">
+                <pic:pic xmlns:pic="http://schemas.openxmlformats.org/drawingml/2006/picture">
+                  <pic:nvPicPr>
+                    <pic:cNvPr id="0" name="Picture 27"/>
+                    <pic:cNvPicPr>
+                      <a:picLocks noChangeAspect="1" noChangeArrowheads="1"/>
+                    </pic:cNvPicPr>
+                  </pic:nvPicPr>
+                  <pic:blipFill rotWithShape="1">
+                    <a:blip r:embed="rId22">
+                      <a:extLst>
+                        <a:ext uri="{28A0092B-C50C-407E-A947-70E740481C1C}">
+                          <a14:useLocalDpi xmlns:a14="http://schemas.microsoft.com/office/drawing/2010/main" val="0"/>
+                        </a:ext>
+                      </a:extLst>
+                    </a:blip>
+                    <a:srcRect b="36022"/>
+                    <a:stretch>
+                      <a:fillRect/>
+                    </a:stretch>
+                  </pic:blipFill>
+                  <pic:spPr bwMode="auto">
+                    <a:xfrm>
+                      <a:off x="0" y="0"/>
+                      <a:ext cx="3670371" cy="8516785"/>
+                    </a:xfrm>
+                    <a:prstGeom prst="rect">
+                      <a:avLst/>
+                    </a:prstGeom>
+                    <a:noFill/>
+                    <a:ln>
+                      <a:noFill/>
+                    </a:ln>
+                    <a:extLst>
+                      <a:ext uri="{53640926-AAD7-44D8-BBD7-CCE9431645EC}">
+                        <a14:shadowObscured xmlns:a14="http://schemas.microsoft.com/office/drawing/2010/main"/>
+                      </a:ext>
+                    </a:extLst>
+                  </pic:spPr>
+                </pic:pic>
+              </a:graphicData>
+            </a:graphic>
+          </wp:inline>
+        </w:drawing>
+      </w:r>
+      <w:r>
+        <w:rPr>
+          <w:rFonts w:ascii="宋体" w:hAnsi="宋体" w:cs="Arial"/>
+          <w:bCs/>
+          <w:color w:val="000000"/>
+          <w:kern w:val="0"/>
+          <w:sz w:val="24"/>
+        </w:rPr>
+        <w:br/>
+      </w:r>
+      <w:r>
+        <w:rPr>
+          <w:rFonts w:hint="eastAsia"/>
+          <w:noProof/>
+        </w:rPr>
+        <w:drawing>
+          <wp:inline distT="0" distB="0" distL="0" distR="0" wp14:anchorId="10843170" wp14:editId="5DC0EFE4">
+            <wp:extent cx="5274310" cy="4684395"/>
+            <wp:effectExtent l="0" t="0" r="2540" b="1905"/>
+            <wp:docPr id="261864670" name="图片 13"/>
+            <wp:cNvGraphicFramePr>
+              <a:graphicFrameLocks xmlns:a="http://schemas.openxmlformats.org/drawingml/2006/main" noChangeAspect="1"/>
+            </wp:cNvGraphicFramePr>
+            <a:graphic xmlns:a="http://schemas.openxmlformats.org/drawingml/2006/main">
+              <a:graphicData uri="http://schemas.openxmlformats.org/drawingml/2006/picture">
+                <pic:pic xmlns:pic="http://schemas.openxmlformats.org/drawingml/2006/picture">
+                  <pic:nvPicPr>
+                    <pic:cNvPr id="0" name="Picture 31"/>
+                    <pic:cNvPicPr>
+                      <a:picLocks noChangeAspect="1" noChangeArrowheads="1"/>
+                    </pic:cNvPicPr>
+                  </pic:nvPicPr>
+                  <pic:blipFill>
+                    <a:blip r:embed="rId23">
+                      <a:extLst>
+                        <a:ext uri="{28A0092B-C50C-407E-A947-70E740481C1C}">
+                          <a14:useLocalDpi xmlns:a14="http://schemas.microsoft.com/office/drawing/2010/main" val="0"/>
+                        </a:ext>
+                      </a:extLst>
+                    </a:blip>
+                    <a:srcRect/>
+                    <a:stretch>
+                      <a:fillRect/>
+                    </a:stretch>
+                  </pic:blipFill>
+                  <pic:spPr bwMode="auto">
+                    <a:xfrm>
+                      <a:off x="0" y="0"/>
+                      <a:ext cx="5274310" cy="4684395"/>
+                    </a:xfrm>
+                    <a:prstGeom prst="rect">
+                      <a:avLst/>
+                    </a:prstGeom>
+                    <a:noFill/>
+                    <a:ln>
+                      <a:noFill/>
+                    </a:ln>
+                  </pic:spPr>
+                </pic:pic>
+              </a:graphicData>
+            </a:graphic>
+          </wp:inline>
+        </w:drawing>
+      </w:r>
+      <w:r>
+        <w:rPr>
+          <w:rFonts w:ascii="宋体" w:hAnsi="宋体" w:cs="Arial"/>
+          <w:bCs/>
+          <w:color w:val="000000"/>
+          <w:kern w:val="0"/>
+          <w:sz w:val="24"/>
+        </w:rPr>
+        <w:br/>
+      </w:r>
     </w:p>
     <w:p>
       <w:pPr>
@@ -4046,7 +5140,7 @@
         <w:spacing w:before="100" w:beforeAutospacing="1" w:after="100" w:afterAutospacing="1"/>
         <w:jc w:val="left"/>
         <w:rPr>
-          <w:rFonts w:ascii="宋体" w:hAnsi="宋体" w:cs="Arial"/>
+          <w:rFonts w:ascii="宋体" w:hAnsi="宋体" w:cs="Arial" w:hint="eastAsia"/>
           <w:b/>
           <w:bCs/>
           <w:color w:val="000000"/>
@@ -4093,6 +5187,60 @@
         </w:rPr>
         <w:tab/>
       </w:r>
+      <w:r>
+        <w:rPr>
+          <w:rFonts w:hint="eastAsia"/>
+          <w:noProof/>
+        </w:rPr>
+        <w:drawing>
+          <wp:inline distT="0" distB="0" distL="0" distR="0" wp14:anchorId="2BF267BE" wp14:editId="5C471FB0">
+            <wp:extent cx="5127625" cy="2692400"/>
+            <wp:effectExtent l="0" t="0" r="0" b="0"/>
+            <wp:docPr id="292634735" name="图片 14"/>
+            <wp:cNvGraphicFramePr>
+              <a:graphicFrameLocks xmlns:a="http://schemas.openxmlformats.org/drawingml/2006/main" noChangeAspect="1"/>
+            </wp:cNvGraphicFramePr>
+            <a:graphic xmlns:a="http://schemas.openxmlformats.org/drawingml/2006/main">
+              <a:graphicData uri="http://schemas.openxmlformats.org/drawingml/2006/picture">
+                <pic:pic xmlns:pic="http://schemas.openxmlformats.org/drawingml/2006/picture">
+                  <pic:nvPicPr>
+                    <pic:cNvPr id="0" name="Picture 33"/>
+                    <pic:cNvPicPr>
+                      <a:picLocks noChangeAspect="1" noChangeArrowheads="1"/>
+                    </pic:cNvPicPr>
+                  </pic:nvPicPr>
+                  <pic:blipFill>
+                    <a:blip r:embed="rId24" cstate="print">
+                      <a:extLst>
+                        <a:ext uri="{28A0092B-C50C-407E-A947-70E740481C1C}">
+                          <a14:useLocalDpi xmlns:a14="http://schemas.microsoft.com/office/drawing/2010/main" val="0"/>
+                        </a:ext>
+                      </a:extLst>
+                    </a:blip>
+                    <a:srcRect/>
+                    <a:stretch>
+                      <a:fillRect/>
+                    </a:stretch>
+                  </pic:blipFill>
+                  <pic:spPr bwMode="auto">
+                    <a:xfrm>
+                      <a:off x="0" y="0"/>
+                      <a:ext cx="5133804" cy="2695644"/>
+                    </a:xfrm>
+                    <a:prstGeom prst="rect">
+                      <a:avLst/>
+                    </a:prstGeom>
+                    <a:noFill/>
+                    <a:ln>
+                      <a:noFill/>
+                    </a:ln>
+                  </pic:spPr>
+                </pic:pic>
+              </a:graphicData>
+            </a:graphic>
+          </wp:inline>
+        </w:drawing>
+      </w:r>
     </w:p>
     <w:p>
       <w:pPr>
@@ -4100,7 +5248,7 @@
         <w:spacing w:before="100" w:beforeAutospacing="1" w:after="100" w:afterAutospacing="1"/>
         <w:jc w:val="left"/>
         <w:rPr>
-          <w:rFonts w:ascii="宋体" w:hAnsi="宋体" w:cs="Arial"/>
+          <w:rFonts w:ascii="宋体" w:hAnsi="宋体" w:cs="Arial" w:hint="eastAsia"/>
           <w:b/>
           <w:bCs/>
           <w:color w:val="000000"/>
@@ -4127,7 +5275,6 @@
         <w:pStyle w:val="a8"/>
         <w:jc w:val="center"/>
         <w:rPr>
-          <w:rFonts w:hint="eastAsia"/>
           <w:b/>
           <w:bCs/>
         </w:rPr>
@@ -4138,7 +5285,6 @@
         <w:pStyle w:val="a8"/>
         <w:jc w:val="center"/>
         <w:rPr>
-          <w:rFonts w:hint="eastAsia"/>
           <w:b/>
           <w:bCs/>
         </w:rPr>
@@ -4235,6 +5381,7 @@
         </w:rPr>
         <w:t>掌握</w:t>
       </w:r>
+      <w:proofErr w:type="spellStart"/>
       <w:r>
         <w:rPr>
           <w:rFonts w:ascii="Arial" w:hAnsi="Arial" w:cs="Arial" w:hint="eastAsia"/>
@@ -4245,6 +5392,7 @@
         </w:rPr>
         <w:t>FreeRTOS</w:t>
       </w:r>
+      <w:proofErr w:type="spellEnd"/>
       <w:r>
         <w:rPr>
           <w:rFonts w:ascii="Arial" w:hAnsi="Arial" w:cs="Arial" w:hint="eastAsia"/>
@@ -4290,6 +5438,7 @@
         </w:rPr>
         <w:t>掌握</w:t>
       </w:r>
+      <w:proofErr w:type="spellStart"/>
       <w:r>
         <w:rPr>
           <w:rFonts w:ascii="Arial" w:hAnsi="Arial" w:cs="Arial" w:hint="eastAsia"/>
@@ -4300,6 +5449,7 @@
         </w:rPr>
         <w:t>FreeRTOS</w:t>
       </w:r>
+      <w:proofErr w:type="spellEnd"/>
       <w:r>
         <w:rPr>
           <w:rFonts w:ascii="Arial" w:hAnsi="Arial" w:cs="Arial" w:hint="eastAsia"/>
@@ -4365,6 +5515,7 @@
         </w:rPr>
         <w:t>的</w:t>
       </w:r>
+      <w:proofErr w:type="spellStart"/>
       <w:r>
         <w:rPr>
           <w:rFonts w:ascii="Arial" w:hAnsi="Arial" w:cs="Arial" w:hint="eastAsia"/>
@@ -4375,6 +5526,7 @@
         </w:rPr>
         <w:t>FreeRTOS</w:t>
       </w:r>
+      <w:proofErr w:type="spellEnd"/>
       <w:r>
         <w:rPr>
           <w:rFonts w:ascii="Arial" w:hAnsi="Arial" w:cs="Arial" w:hint="eastAsia"/>
@@ -4409,35 +5561,19 @@
       <w:pPr>
         <w:pStyle w:val="a8"/>
         <w:widowControl/>
-        <w:rPr>
-          <w:rFonts w:ascii="宋体" w:hAnsi="宋体" w:cs="宋体"/>
-          <w:sz w:val="27"/>
-          <w:szCs w:val="27"/>
-        </w:rPr>
-      </w:pPr>
-      <w:r>
         <w:rPr>
           <w:rFonts w:ascii="宋体" w:hAnsi="宋体" w:cs="宋体" w:hint="eastAsia"/>
           <w:sz w:val="27"/>
           <w:szCs w:val="27"/>
         </w:rPr>
-        <w:t>硬件：</w:t>
-      </w:r>
-      <w:r>
-        <w:rPr>
-          <w:rFonts w:ascii="宋体" w:hAnsi="宋体" w:cs="宋体" w:hint="eastAsia"/>
-          <w:sz w:val="20"/>
-          <w:szCs w:val="20"/>
-        </w:rPr>
-        <w:t>pc计算机（宿主机），STM32开发板</w:t>
-      </w:r>
+      </w:pPr>
       <w:r>
         <w:rPr>
           <w:rFonts w:ascii="宋体" w:hAnsi="宋体" w:cs="宋体" w:hint="eastAsia"/>
           <w:sz w:val="27"/>
           <w:szCs w:val="27"/>
         </w:rPr>
-        <w:t>，</w:t>
+        <w:t>硬件：</w:t>
       </w:r>
       <w:r>
         <w:rPr>
@@ -4445,23 +5581,36 @@
           <w:sz w:val="20"/>
           <w:szCs w:val="20"/>
         </w:rPr>
-        <w:t>串口转USB线，JLINK仿真器。</w:t>
-      </w:r>
-    </w:p>
-    <w:p>
-      <w:pPr>
-        <w:pStyle w:val="a8"/>
-        <w:widowControl/>
-        <w:rPr>
-          <w:rFonts w:hint="eastAsia"/>
-        </w:rPr>
-      </w:pPr>
+        <w:t>pc计算机（宿主机），STM32开发板</w:t>
+      </w:r>
       <w:r>
         <w:rPr>
           <w:rFonts w:ascii="宋体" w:hAnsi="宋体" w:cs="宋体" w:hint="eastAsia"/>
           <w:sz w:val="27"/>
           <w:szCs w:val="27"/>
         </w:rPr>
+        <w:t>，</w:t>
+      </w:r>
+      <w:r>
+        <w:rPr>
+          <w:rFonts w:ascii="宋体" w:hAnsi="宋体" w:cs="宋体" w:hint="eastAsia"/>
+          <w:sz w:val="20"/>
+          <w:szCs w:val="20"/>
+        </w:rPr>
+        <w:t>串口转USB线，JLINK仿真器。</w:t>
+      </w:r>
+    </w:p>
+    <w:p>
+      <w:pPr>
+        <w:pStyle w:val="a8"/>
+        <w:widowControl/>
+      </w:pPr>
+      <w:r>
+        <w:rPr>
+          <w:rFonts w:ascii="宋体" w:hAnsi="宋体" w:cs="宋体" w:hint="eastAsia"/>
+          <w:sz w:val="27"/>
+          <w:szCs w:val="27"/>
+        </w:rPr>
         <w:t>软件：</w:t>
       </w:r>
       <w:r>
@@ -4933,7 +6082,7 @@
         <w:spacing w:before="100" w:after="100"/>
         <w:contextualSpacing/>
         <w:rPr>
-          <w:rFonts w:ascii="Arial" w:hAnsi="Arial" w:cs="Arial" w:hint="eastAsia"/>
+          <w:rFonts w:ascii="Arial" w:hAnsi="Arial" w:cs="Arial"/>
           <w:sz w:val="20"/>
           <w:szCs w:val="20"/>
         </w:rPr>
@@ -5018,7 +6167,7 @@
         <w:spacing w:before="100" w:after="100"/>
         <w:contextualSpacing/>
         <w:rPr>
-          <w:rFonts w:ascii="Arial" w:hAnsi="Arial" w:cs="Arial" w:hint="eastAsia"/>
+          <w:rFonts w:ascii="Arial" w:hAnsi="Arial" w:cs="Arial"/>
           <w:sz w:val="20"/>
           <w:szCs w:val="20"/>
         </w:rPr>
@@ -5145,7 +6294,7 @@
         <w:ind w:firstLineChars="0"/>
         <w:jc w:val="left"/>
         <w:rPr>
-          <w:rFonts w:ascii="宋体" w:hAnsi="宋体" w:cs="Arial"/>
+          <w:rFonts w:ascii="宋体" w:hAnsi="宋体" w:cs="Arial" w:hint="eastAsia"/>
           <w:color w:val="000000"/>
           <w:kern w:val="0"/>
           <w:sz w:val="27"/>
@@ -5219,7 +6368,7 @@
                     </pic:cNvPicPr>
                   </pic:nvPicPr>
                   <pic:blipFill>
-                    <a:blip r:embed="rId11">
+                    <a:blip r:embed="rId16">
                       <a:extLst>
                         <a:ext uri="{28A0092B-C50C-407E-A947-70E740481C1C}">
                           <a14:useLocalDpi xmlns:a14="http://schemas.microsoft.com/office/drawing/2010/main" val="0"/>
@@ -5305,7 +6454,7 @@
                     </pic:cNvPicPr>
                   </pic:nvPicPr>
                   <pic:blipFill>
-                    <a:blip r:embed="rId12">
+                    <a:blip r:embed="rId17">
                       <a:extLst>
                         <a:ext uri="{28A0092B-C50C-407E-A947-70E740481C1C}">
                           <a14:useLocalDpi xmlns:a14="http://schemas.microsoft.com/office/drawing/2010/main" val="0"/>
@@ -5346,7 +6495,7 @@
         </w:tabs>
         <w:jc w:val="both"/>
         <w:rPr>
-          <w:rFonts w:ascii="宋体" w:hAnsi="宋体" w:cs="宋体"/>
+          <w:rFonts w:ascii="宋体" w:hAnsi="宋体" w:cs="宋体" w:hint="eastAsia"/>
           <w:sz w:val="20"/>
           <w:szCs w:val="20"/>
         </w:rPr>
@@ -5386,7 +6535,7 @@
                     </pic:cNvPicPr>
                   </pic:nvPicPr>
                   <pic:blipFill>
-                    <a:blip r:embed="rId13">
+                    <a:blip r:embed="rId18">
                       <a:extLst>
                         <a:ext uri="{28A0092B-C50C-407E-A947-70E740481C1C}">
                           <a14:useLocalDpi xmlns:a14="http://schemas.microsoft.com/office/drawing/2010/main" val="0"/>
@@ -5427,7 +6576,7 @@
         </w:tabs>
         <w:jc w:val="both"/>
         <w:rPr>
-          <w:rFonts w:ascii="宋体" w:hAnsi="宋体" w:cs="宋体"/>
+          <w:rFonts w:ascii="宋体" w:hAnsi="宋体" w:cs="宋体" w:hint="eastAsia"/>
           <w:sz w:val="20"/>
           <w:szCs w:val="20"/>
         </w:rPr>
@@ -5442,7 +6591,7 @@
         </w:tabs>
         <w:jc w:val="both"/>
         <w:rPr>
-          <w:rFonts w:ascii="宋体" w:hAnsi="宋体" w:cs="宋体"/>
+          <w:rFonts w:ascii="宋体" w:hAnsi="宋体" w:cs="宋体" w:hint="eastAsia"/>
         </w:rPr>
       </w:pPr>
       <w:r>
@@ -5469,7 +6618,7 @@
         </w:tabs>
         <w:jc w:val="both"/>
         <w:rPr>
-          <w:rFonts w:ascii="宋体" w:hAnsi="宋体" w:cs="宋体"/>
+          <w:rFonts w:ascii="宋体" w:hAnsi="宋体" w:cs="宋体" w:hint="eastAsia"/>
           <w:sz w:val="20"/>
           <w:szCs w:val="20"/>
         </w:rPr>
@@ -5483,15 +6632,33 @@
           <w:sz w:val="20"/>
           <w:szCs w:val="20"/>
         </w:rPr>
-        <w:t>每个GPIO端口有两个32位配置寄存器，两个32位数据寄存器，一个32位置位/复位寄存器，一个16位复位寄存器和一个32为锁定寄存器。I/O寄存器必须以32位字的形式访问。</w:t>
-      </w:r>
-    </w:p>
-    <w:p>
-      <w:pPr>
-        <w:pStyle w:val="a8"/>
-        <w:widowControl/>
-        <w:rPr>
-          <w:rFonts w:ascii="宋体" w:hAnsi="宋体" w:cs="宋体"/>
+        <w:t>每个GPIO端口有两个32位配置寄存器，两个32位数据寄存器，一个32</w:t>
+      </w:r>
+      <w:proofErr w:type="gramStart"/>
+      <w:r>
+        <w:rPr>
+          <w:rFonts w:ascii="宋体" w:hAnsi="宋体" w:cs="宋体" w:hint="eastAsia"/>
+          <w:sz w:val="20"/>
+          <w:szCs w:val="20"/>
+        </w:rPr>
+        <w:t>位置位</w:t>
+      </w:r>
+      <w:proofErr w:type="gramEnd"/>
+      <w:r>
+        <w:rPr>
+          <w:rFonts w:ascii="宋体" w:hAnsi="宋体" w:cs="宋体" w:hint="eastAsia"/>
+          <w:sz w:val="20"/>
+          <w:szCs w:val="20"/>
+        </w:rPr>
+        <w:t>/复位寄存器，一个16位复位寄存器和一个32为锁定寄存器。I/O寄存器必须以32位字的形式访问。</w:t>
+      </w:r>
+    </w:p>
+    <w:p>
+      <w:pPr>
+        <w:pStyle w:val="a8"/>
+        <w:widowControl/>
+        <w:rPr>
+          <w:rFonts w:ascii="宋体" w:hAnsi="宋体" w:cs="宋体" w:hint="eastAsia"/>
           <w:sz w:val="20"/>
           <w:szCs w:val="20"/>
         </w:rPr>
@@ -5532,7 +6699,7 @@
                     </pic:cNvPicPr>
                   </pic:nvPicPr>
                   <pic:blipFill>
-                    <a:blip r:embed="rId14" cstate="print">
+                    <a:blip r:embed="rId19" cstate="print">
                       <a:extLst>
                         <a:ext uri="{28A0092B-C50C-407E-A947-70E740481C1C}">
                           <a14:useLocalDpi xmlns:a14="http://schemas.microsoft.com/office/drawing/2010/main" val="0"/>
@@ -5570,7 +6737,7 @@
         <w:spacing w:before="100" w:beforeAutospacing="1" w:after="100" w:afterAutospacing="1"/>
         <w:jc w:val="left"/>
         <w:rPr>
-          <w:rFonts w:ascii="宋体" w:hAnsi="宋体" w:cs="Arial"/>
+          <w:rFonts w:ascii="宋体" w:hAnsi="宋体" w:cs="Arial" w:hint="eastAsia"/>
           <w:color w:val="000000"/>
           <w:kern w:val="0"/>
           <w:sz w:val="27"/>
@@ -5606,15 +6773,26 @@
       <w:pPr>
         <w:pStyle w:val="a8"/>
         <w:widowControl/>
-        <w:rPr>
-          <w:rFonts w:hint="eastAsia"/>
-        </w:rPr>
       </w:pPr>
       <w:r>
         <w:rPr>
           <w:rFonts w:ascii="Times New Roman" w:hAnsi="Times New Roman" w:hint="eastAsia"/>
         </w:rPr>
-        <w:t xml:space="preserve">　　对于多个任务实时系统来说，它有多个任务，每个任务使用不同的堆栈，每个任务的堆栈都是独立的。每个任务的堆栈需要用户指定其大小。当人物之间发生任务切换时，可能是由中断引起的中断级切换，也可能是任务级切换。无论是哪种切换，都要将处理器的堆栈指针ＳＰ指向新的堆栈，处理器转去执行新的任务。当被剥夺执行权的任务再次能够运行时，那也是从别的任务切换过来的。</w:t>
+        <w:t xml:space="preserve">　　对于多个任务实时系统来说，它有多个任务，每个任务使用不同的堆栈，每个任务的堆栈都是独立的。每个任务的堆栈需要用户指定其大小。当人物之间发生任务切换时，可能是由中断引起的中断级切换，也可能是</w:t>
+      </w:r>
+      <w:proofErr w:type="gramStart"/>
+      <w:r>
+        <w:rPr>
+          <w:rFonts w:ascii="Times New Roman" w:hAnsi="Times New Roman" w:hint="eastAsia"/>
+        </w:rPr>
+        <w:t>任务级</w:t>
+      </w:r>
+      <w:proofErr w:type="gramEnd"/>
+      <w:r>
+        <w:rPr>
+          <w:rFonts w:ascii="Times New Roman" w:hAnsi="Times New Roman" w:hint="eastAsia"/>
+        </w:rPr>
+        <w:t>切换。无论是哪种切换，都要将处理器的堆栈指针ＳＰ指向新的堆栈，处理器转去执行新的任务。当被剥夺执行权的任务再次能够运行时，那也是从别的任务切换过来的。</w:t>
       </w:r>
       <w:r>
         <w:rPr>
@@ -5689,7 +6867,7 @@
         <w:pStyle w:val="a8"/>
         <w:widowControl/>
         <w:rPr>
-          <w:rFonts w:ascii="宋体" w:hAnsi="宋体" w:cs="Arial"/>
+          <w:rFonts w:ascii="宋体" w:hAnsi="宋体" w:cs="Arial" w:hint="eastAsia"/>
           <w:bCs/>
           <w:color w:val="000000"/>
           <w:sz w:val="20"/>
@@ -5901,6 +7079,545 @@
           <w:sz w:val="24"/>
         </w:rPr>
       </w:pPr>
+      <w:r>
+        <w:rPr>
+          <w:rFonts w:ascii="宋体" w:hAnsi="宋体" w:cs="Arial"/>
+          <w:bCs/>
+          <w:color w:val="000000"/>
+          <w:kern w:val="0"/>
+          <w:sz w:val="24"/>
+        </w:rPr>
+        <w:t>宏定义和关键变量</w:t>
+      </w:r>
+      <w:r>
+        <w:rPr>
+          <w:rFonts w:ascii="宋体" w:hAnsi="宋体" w:cs="Arial" w:hint="eastAsia"/>
+          <w:bCs/>
+          <w:color w:val="000000"/>
+          <w:kern w:val="0"/>
+          <w:sz w:val="24"/>
+        </w:rPr>
+        <w:t>:</w:t>
+      </w:r>
+      <w:r>
+        <w:rPr>
+          <w:rFonts w:ascii="宋体" w:hAnsi="宋体" w:cs="Arial"/>
+          <w:bCs/>
+          <w:color w:val="000000"/>
+          <w:kern w:val="0"/>
+          <w:sz w:val="24"/>
+        </w:rPr>
+        <w:br/>
+      </w:r>
+      <w:r>
+        <w:rPr>
+          <w:rFonts w:hint="eastAsia"/>
+          <w:noProof/>
+        </w:rPr>
+        <w:drawing>
+          <wp:inline distT="0" distB="0" distL="0" distR="0" wp14:anchorId="084E11A6" wp14:editId="0EFD4758">
+            <wp:extent cx="5096510" cy="3037205"/>
+            <wp:effectExtent l="0" t="0" r="8890" b="0"/>
+            <wp:docPr id="581787101" name="图片 16"/>
+            <wp:cNvGraphicFramePr>
+              <a:graphicFrameLocks xmlns:a="http://schemas.openxmlformats.org/drawingml/2006/main" noChangeAspect="1"/>
+            </wp:cNvGraphicFramePr>
+            <a:graphic xmlns:a="http://schemas.openxmlformats.org/drawingml/2006/main">
+              <a:graphicData uri="http://schemas.openxmlformats.org/drawingml/2006/picture">
+                <pic:pic xmlns:pic="http://schemas.openxmlformats.org/drawingml/2006/picture">
+                  <pic:nvPicPr>
+                    <pic:cNvPr id="0" name="Picture 37"/>
+                    <pic:cNvPicPr>
+                      <a:picLocks noChangeAspect="1" noChangeArrowheads="1"/>
+                    </pic:cNvPicPr>
+                  </pic:nvPicPr>
+                  <pic:blipFill>
+                    <a:blip r:embed="rId25">
+                      <a:extLst>
+                        <a:ext uri="{28A0092B-C50C-407E-A947-70E740481C1C}">
+                          <a14:useLocalDpi xmlns:a14="http://schemas.microsoft.com/office/drawing/2010/main" val="0"/>
+                        </a:ext>
+                      </a:extLst>
+                    </a:blip>
+                    <a:srcRect/>
+                    <a:stretch>
+                      <a:fillRect/>
+                    </a:stretch>
+                  </pic:blipFill>
+                  <pic:spPr bwMode="auto">
+                    <a:xfrm>
+                      <a:off x="0" y="0"/>
+                      <a:ext cx="5096510" cy="3037205"/>
+                    </a:xfrm>
+                    <a:prstGeom prst="rect">
+                      <a:avLst/>
+                    </a:prstGeom>
+                    <a:noFill/>
+                    <a:ln>
+                      <a:noFill/>
+                    </a:ln>
+                  </pic:spPr>
+                </pic:pic>
+              </a:graphicData>
+            </a:graphic>
+          </wp:inline>
+        </w:drawing>
+      </w:r>
+      <w:r>
+        <w:rPr>
+          <w:rFonts w:ascii="宋体" w:hAnsi="宋体" w:cs="Arial"/>
+          <w:bCs/>
+          <w:color w:val="000000"/>
+          <w:kern w:val="0"/>
+          <w:sz w:val="24"/>
+        </w:rPr>
+        <w:br/>
+      </w:r>
+      <w:r>
+        <w:rPr>
+          <w:rFonts w:hint="eastAsia"/>
+          <w:noProof/>
+        </w:rPr>
+        <w:drawing>
+          <wp:inline distT="0" distB="0" distL="0" distR="0" wp14:anchorId="1E07318A" wp14:editId="5A83D30F">
+            <wp:extent cx="4699000" cy="1002030"/>
+            <wp:effectExtent l="0" t="0" r="6350" b="7620"/>
+            <wp:docPr id="546144276" name="图片 17"/>
+            <wp:cNvGraphicFramePr>
+              <a:graphicFrameLocks xmlns:a="http://schemas.openxmlformats.org/drawingml/2006/main" noChangeAspect="1"/>
+            </wp:cNvGraphicFramePr>
+            <a:graphic xmlns:a="http://schemas.openxmlformats.org/drawingml/2006/main">
+              <a:graphicData uri="http://schemas.openxmlformats.org/drawingml/2006/picture">
+                <pic:pic xmlns:pic="http://schemas.openxmlformats.org/drawingml/2006/picture">
+                  <pic:nvPicPr>
+                    <pic:cNvPr id="0" name="Picture 39"/>
+                    <pic:cNvPicPr>
+                      <a:picLocks noChangeAspect="1" noChangeArrowheads="1"/>
+                    </pic:cNvPicPr>
+                  </pic:nvPicPr>
+                  <pic:blipFill>
+                    <a:blip r:embed="rId26">
+                      <a:extLst>
+                        <a:ext uri="{28A0092B-C50C-407E-A947-70E740481C1C}">
+                          <a14:useLocalDpi xmlns:a14="http://schemas.microsoft.com/office/drawing/2010/main" val="0"/>
+                        </a:ext>
+                      </a:extLst>
+                    </a:blip>
+                    <a:srcRect/>
+                    <a:stretch>
+                      <a:fillRect/>
+                    </a:stretch>
+                  </pic:blipFill>
+                  <pic:spPr bwMode="auto">
+                    <a:xfrm>
+                      <a:off x="0" y="0"/>
+                      <a:ext cx="4699000" cy="1002030"/>
+                    </a:xfrm>
+                    <a:prstGeom prst="rect">
+                      <a:avLst/>
+                    </a:prstGeom>
+                    <a:noFill/>
+                    <a:ln>
+                      <a:noFill/>
+                    </a:ln>
+                  </pic:spPr>
+                </pic:pic>
+              </a:graphicData>
+            </a:graphic>
+          </wp:inline>
+        </w:drawing>
+      </w:r>
+      <w:r>
+        <w:rPr>
+          <w:rFonts w:ascii="宋体" w:hAnsi="宋体" w:cs="Arial"/>
+          <w:bCs/>
+          <w:color w:val="000000"/>
+          <w:kern w:val="0"/>
+          <w:sz w:val="24"/>
+        </w:rPr>
+        <w:br/>
+      </w:r>
+      <w:r>
+        <w:rPr>
+          <w:rFonts w:ascii="宋体" w:hAnsi="宋体" w:cs="Arial"/>
+          <w:bCs/>
+          <w:color w:val="000000"/>
+          <w:kern w:val="0"/>
+          <w:sz w:val="24"/>
+        </w:rPr>
+        <w:t>按键检测</w:t>
+      </w:r>
+      <w:r>
+        <w:rPr>
+          <w:rFonts w:ascii="宋体" w:hAnsi="宋体" w:cs="Arial" w:hint="eastAsia"/>
+          <w:bCs/>
+          <w:color w:val="000000"/>
+          <w:kern w:val="0"/>
+          <w:sz w:val="24"/>
+        </w:rPr>
+        <w:t>:</w:t>
+      </w:r>
+      <w:r>
+        <w:rPr>
+          <w:rFonts w:ascii="宋体" w:hAnsi="宋体" w:cs="Arial"/>
+          <w:bCs/>
+          <w:color w:val="000000"/>
+          <w:kern w:val="0"/>
+          <w:sz w:val="24"/>
+        </w:rPr>
+        <w:br/>
+      </w:r>
+      <w:r>
+        <w:rPr>
+          <w:rFonts w:hint="eastAsia"/>
+          <w:noProof/>
+        </w:rPr>
+        <w:drawing>
+          <wp:inline distT="0" distB="0" distL="0" distR="0" wp14:anchorId="7F0026AF" wp14:editId="088B85B4">
+            <wp:extent cx="4746625" cy="8205470"/>
+            <wp:effectExtent l="0" t="0" r="0" b="5080"/>
+            <wp:docPr id="1141268604" name="图片 18"/>
+            <wp:cNvGraphicFramePr>
+              <a:graphicFrameLocks xmlns:a="http://schemas.openxmlformats.org/drawingml/2006/main" noChangeAspect="1"/>
+            </wp:cNvGraphicFramePr>
+            <a:graphic xmlns:a="http://schemas.openxmlformats.org/drawingml/2006/main">
+              <a:graphicData uri="http://schemas.openxmlformats.org/drawingml/2006/picture">
+                <pic:pic xmlns:pic="http://schemas.openxmlformats.org/drawingml/2006/picture">
+                  <pic:nvPicPr>
+                    <pic:cNvPr id="0" name="Picture 41"/>
+                    <pic:cNvPicPr>
+                      <a:picLocks noChangeAspect="1" noChangeArrowheads="1"/>
+                    </pic:cNvPicPr>
+                  </pic:nvPicPr>
+                  <pic:blipFill>
+                    <a:blip r:embed="rId27">
+                      <a:extLst>
+                        <a:ext uri="{28A0092B-C50C-407E-A947-70E740481C1C}">
+                          <a14:useLocalDpi xmlns:a14="http://schemas.microsoft.com/office/drawing/2010/main" val="0"/>
+                        </a:ext>
+                      </a:extLst>
+                    </a:blip>
+                    <a:srcRect/>
+                    <a:stretch>
+                      <a:fillRect/>
+                    </a:stretch>
+                  </pic:blipFill>
+                  <pic:spPr bwMode="auto">
+                    <a:xfrm>
+                      <a:off x="0" y="0"/>
+                      <a:ext cx="4746625" cy="8205470"/>
+                    </a:xfrm>
+                    <a:prstGeom prst="rect">
+                      <a:avLst/>
+                    </a:prstGeom>
+                    <a:noFill/>
+                    <a:ln>
+                      <a:noFill/>
+                    </a:ln>
+                  </pic:spPr>
+                </pic:pic>
+              </a:graphicData>
+            </a:graphic>
+          </wp:inline>
+        </w:drawing>
+      </w:r>
+      <w:r>
+        <w:rPr>
+          <w:rFonts w:ascii="宋体" w:hAnsi="宋体" w:cs="Arial"/>
+          <w:bCs/>
+          <w:color w:val="000000"/>
+          <w:kern w:val="0"/>
+          <w:sz w:val="24"/>
+        </w:rPr>
+        <w:br/>
+      </w:r>
+      <w:r>
+        <w:rPr>
+          <w:rFonts w:ascii="宋体" w:hAnsi="宋体" w:cs="Arial"/>
+          <w:bCs/>
+          <w:color w:val="000000"/>
+          <w:kern w:val="0"/>
+          <w:sz w:val="24"/>
+        </w:rPr>
+        <w:br/>
+      </w:r>
+      <w:r>
+        <w:rPr>
+          <w:rFonts w:ascii="宋体" w:hAnsi="宋体" w:cs="Arial"/>
+          <w:bCs/>
+          <w:color w:val="000000"/>
+          <w:kern w:val="0"/>
+          <w:sz w:val="24"/>
+        </w:rPr>
+        <w:t>流水灯响应</w:t>
+      </w:r>
+      <w:r>
+        <w:rPr>
+          <w:rFonts w:ascii="宋体" w:hAnsi="宋体" w:cs="Arial" w:hint="eastAsia"/>
+          <w:bCs/>
+          <w:color w:val="000000"/>
+          <w:kern w:val="0"/>
+          <w:sz w:val="24"/>
+        </w:rPr>
+        <w:t>:</w:t>
+      </w:r>
+      <w:r>
+        <w:rPr>
+          <w:rFonts w:ascii="宋体" w:hAnsi="宋体" w:cs="Arial"/>
+          <w:bCs/>
+          <w:color w:val="000000"/>
+          <w:kern w:val="0"/>
+          <w:sz w:val="24"/>
+        </w:rPr>
+        <w:br/>
+      </w:r>
+      <w:r>
+        <w:rPr>
+          <w:rFonts w:hint="eastAsia"/>
+          <w:noProof/>
+        </w:rPr>
+        <w:drawing>
+          <wp:inline distT="0" distB="0" distL="0" distR="0" wp14:anchorId="202B1C64" wp14:editId="563AA202">
+            <wp:extent cx="5661366" cy="8499945"/>
+            <wp:effectExtent l="0" t="0" r="0" b="0"/>
+            <wp:docPr id="1316862961" name="图片 19"/>
+            <wp:cNvGraphicFramePr>
+              <a:graphicFrameLocks xmlns:a="http://schemas.openxmlformats.org/drawingml/2006/main" noChangeAspect="1"/>
+            </wp:cNvGraphicFramePr>
+            <a:graphic xmlns:a="http://schemas.openxmlformats.org/drawingml/2006/main">
+              <a:graphicData uri="http://schemas.openxmlformats.org/drawingml/2006/picture">
+                <pic:pic xmlns:pic="http://schemas.openxmlformats.org/drawingml/2006/picture">
+                  <pic:nvPicPr>
+                    <pic:cNvPr id="0" name="Picture 43"/>
+                    <pic:cNvPicPr>
+                      <a:picLocks noChangeAspect="1" noChangeArrowheads="1"/>
+                    </pic:cNvPicPr>
+                  </pic:nvPicPr>
+                  <pic:blipFill rotWithShape="1">
+                    <a:blip r:embed="rId28">
+                      <a:extLst>
+                        <a:ext uri="{28A0092B-C50C-407E-A947-70E740481C1C}">
+                          <a14:useLocalDpi xmlns:a14="http://schemas.microsoft.com/office/drawing/2010/main" val="0"/>
+                        </a:ext>
+                      </a:extLst>
+                    </a:blip>
+                    <a:srcRect r="19845" b="53253"/>
+                    <a:stretch>
+                      <a:fillRect/>
+                    </a:stretch>
+                  </pic:blipFill>
+                  <pic:spPr bwMode="auto">
+                    <a:xfrm>
+                      <a:off x="0" y="0"/>
+                      <a:ext cx="5683369" cy="8532981"/>
+                    </a:xfrm>
+                    <a:prstGeom prst="rect">
+                      <a:avLst/>
+                    </a:prstGeom>
+                    <a:noFill/>
+                    <a:ln>
+                      <a:noFill/>
+                    </a:ln>
+                    <a:extLst>
+                      <a:ext uri="{53640926-AAD7-44D8-BBD7-CCE9431645EC}">
+                        <a14:shadowObscured xmlns:a14="http://schemas.microsoft.com/office/drawing/2010/main"/>
+                      </a:ext>
+                    </a:extLst>
+                  </pic:spPr>
+                </pic:pic>
+              </a:graphicData>
+            </a:graphic>
+          </wp:inline>
+        </w:drawing>
+      </w:r>
+      <w:r>
+        <w:rPr>
+          <w:rFonts w:ascii="宋体" w:hAnsi="宋体" w:cs="Arial"/>
+          <w:bCs/>
+          <w:color w:val="000000"/>
+          <w:kern w:val="0"/>
+          <w:sz w:val="24"/>
+        </w:rPr>
+        <w:br/>
+      </w:r>
+      <w:r>
+        <w:rPr>
+          <w:rFonts w:ascii="宋体" w:hAnsi="宋体" w:cs="Arial"/>
+          <w:bCs/>
+          <w:color w:val="000000"/>
+          <w:kern w:val="0"/>
+          <w:sz w:val="24"/>
+        </w:rPr>
+        <w:br/>
+      </w:r>
+      <w:r>
+        <w:rPr>
+          <w:rFonts w:hint="eastAsia"/>
+          <w:noProof/>
+        </w:rPr>
+        <w:drawing>
+          <wp:inline distT="0" distB="0" distL="0" distR="0" wp14:anchorId="5D1CFA0E" wp14:editId="2DCBABF5">
+            <wp:extent cx="5669280" cy="8036958"/>
+            <wp:effectExtent l="0" t="0" r="7620" b="2540"/>
+            <wp:docPr id="1970677188" name="图片 20"/>
+            <wp:cNvGraphicFramePr>
+              <a:graphicFrameLocks xmlns:a="http://schemas.openxmlformats.org/drawingml/2006/main" noChangeAspect="1"/>
+            </wp:cNvGraphicFramePr>
+            <a:graphic xmlns:a="http://schemas.openxmlformats.org/drawingml/2006/main">
+              <a:graphicData uri="http://schemas.openxmlformats.org/drawingml/2006/picture">
+                <pic:pic xmlns:pic="http://schemas.openxmlformats.org/drawingml/2006/picture">
+                  <pic:nvPicPr>
+                    <pic:cNvPr id="0" name="Picture 45"/>
+                    <pic:cNvPicPr>
+                      <a:picLocks noChangeAspect="1" noChangeArrowheads="1"/>
+                    </pic:cNvPicPr>
+                  </pic:nvPicPr>
+                  <pic:blipFill rotWithShape="1">
+                    <a:blip r:embed="rId28">
+                      <a:extLst>
+                        <a:ext uri="{28A0092B-C50C-407E-A947-70E740481C1C}">
+                          <a14:useLocalDpi xmlns:a14="http://schemas.microsoft.com/office/drawing/2010/main" val="0"/>
+                        </a:ext>
+                      </a:extLst>
+                    </a:blip>
+                    <a:srcRect t="46829" r="8438" b="2750"/>
+                    <a:stretch>
+                      <a:fillRect/>
+                    </a:stretch>
+                  </pic:blipFill>
+                  <pic:spPr bwMode="auto">
+                    <a:xfrm>
+                      <a:off x="0" y="0"/>
+                      <a:ext cx="5686021" cy="8060690"/>
+                    </a:xfrm>
+                    <a:prstGeom prst="rect">
+                      <a:avLst/>
+                    </a:prstGeom>
+                    <a:noFill/>
+                    <a:ln>
+                      <a:noFill/>
+                    </a:ln>
+                    <a:extLst>
+                      <a:ext uri="{53640926-AAD7-44D8-BBD7-CCE9431645EC}">
+                        <a14:shadowObscured xmlns:a14="http://schemas.microsoft.com/office/drawing/2010/main"/>
+                      </a:ext>
+                    </a:extLst>
+                  </pic:spPr>
+                </pic:pic>
+              </a:graphicData>
+            </a:graphic>
+          </wp:inline>
+        </w:drawing>
+      </w:r>
+      <w:r>
+        <w:rPr>
+          <w:rFonts w:ascii="宋体" w:hAnsi="宋体" w:cs="Arial"/>
+          <w:bCs/>
+          <w:color w:val="000000"/>
+          <w:kern w:val="0"/>
+          <w:sz w:val="24"/>
+        </w:rPr>
+        <w:br/>
+      </w:r>
+      <w:r>
+        <w:rPr>
+          <w:rFonts w:ascii="宋体" w:hAnsi="宋体" w:cs="Arial"/>
+          <w:bCs/>
+          <w:color w:val="000000"/>
+          <w:kern w:val="0"/>
+          <w:sz w:val="24"/>
+        </w:rPr>
+        <w:br/>
+      </w:r>
+      <w:r>
+        <w:rPr>
+          <w:rFonts w:ascii="宋体" w:hAnsi="宋体" w:cs="Arial"/>
+          <w:bCs/>
+          <w:color w:val="000000"/>
+          <w:kern w:val="0"/>
+          <w:sz w:val="24"/>
+        </w:rPr>
+        <w:t>串口任务:</w:t>
+      </w:r>
+      <w:r>
+        <w:rPr>
+          <w:rFonts w:ascii="宋体" w:hAnsi="宋体" w:cs="Arial"/>
+          <w:bCs/>
+          <w:color w:val="000000"/>
+          <w:kern w:val="0"/>
+          <w:sz w:val="24"/>
+        </w:rPr>
+        <w:br/>
+      </w:r>
+      <w:r>
+        <w:rPr>
+          <w:rFonts w:hint="eastAsia"/>
+          <w:noProof/>
+        </w:rPr>
+        <w:drawing>
+          <wp:inline distT="0" distB="0" distL="0" distR="0" wp14:anchorId="3AADFA83" wp14:editId="2E722BA1">
+            <wp:extent cx="5198808" cy="8754386"/>
+            <wp:effectExtent l="0" t="0" r="1905" b="8890"/>
+            <wp:docPr id="18467539" name="图片 21"/>
+            <wp:cNvGraphicFramePr>
+              <a:graphicFrameLocks xmlns:a="http://schemas.openxmlformats.org/drawingml/2006/main" noChangeAspect="1"/>
+            </wp:cNvGraphicFramePr>
+            <a:graphic xmlns:a="http://schemas.openxmlformats.org/drawingml/2006/main">
+              <a:graphicData uri="http://schemas.openxmlformats.org/drawingml/2006/picture">
+                <pic:pic xmlns:pic="http://schemas.openxmlformats.org/drawingml/2006/picture">
+                  <pic:nvPicPr>
+                    <pic:cNvPr id="0" name="Picture 47"/>
+                    <pic:cNvPicPr>
+                      <a:picLocks noChangeAspect="1" noChangeArrowheads="1"/>
+                    </pic:cNvPicPr>
+                  </pic:nvPicPr>
+                  <pic:blipFill rotWithShape="1">
+                    <a:blip r:embed="rId29">
+                      <a:extLst>
+                        <a:ext uri="{28A0092B-C50C-407E-A947-70E740481C1C}">
+                          <a14:useLocalDpi xmlns:a14="http://schemas.microsoft.com/office/drawing/2010/main" val="0"/>
+                        </a:ext>
+                      </a:extLst>
+                    </a:blip>
+                    <a:srcRect r="5183" b="9255"/>
+                    <a:stretch>
+                      <a:fillRect/>
+                    </a:stretch>
+                  </pic:blipFill>
+                  <pic:spPr bwMode="auto">
+                    <a:xfrm>
+                      <a:off x="0" y="0"/>
+                      <a:ext cx="5208445" cy="8770615"/>
+                    </a:xfrm>
+                    <a:prstGeom prst="rect">
+                      <a:avLst/>
+                    </a:prstGeom>
+                    <a:noFill/>
+                    <a:ln>
+                      <a:noFill/>
+                    </a:ln>
+                    <a:extLst>
+                      <a:ext uri="{53640926-AAD7-44D8-BBD7-CCE9431645EC}">
+                        <a14:shadowObscured xmlns:a14="http://schemas.microsoft.com/office/drawing/2010/main"/>
+                      </a:ext>
+                    </a:extLst>
+                  </pic:spPr>
+                </pic:pic>
+              </a:graphicData>
+            </a:graphic>
+          </wp:inline>
+        </w:drawing>
+      </w:r>
+      <w:r>
+        <w:rPr>
+          <w:rFonts w:ascii="宋体" w:hAnsi="宋体" w:cs="Arial"/>
+          <w:bCs/>
+          <w:color w:val="000000"/>
+          <w:kern w:val="0"/>
+          <w:sz w:val="24"/>
+        </w:rPr>
+        <w:br/>
+      </w:r>
     </w:p>
     <w:p>
       <w:pPr>
@@ -5908,7 +7625,7 @@
         <w:spacing w:before="100" w:beforeAutospacing="1" w:after="100" w:afterAutospacing="1"/>
         <w:jc w:val="left"/>
         <w:rPr>
-          <w:rFonts w:ascii="宋体" w:hAnsi="宋体" w:cs="Arial"/>
+          <w:rFonts w:ascii="宋体" w:hAnsi="宋体" w:cs="Arial" w:hint="eastAsia"/>
           <w:b/>
           <w:bCs/>
           <w:color w:val="000000"/>
@@ -5955,6 +7672,60 @@
         </w:rPr>
         <w:tab/>
       </w:r>
+      <w:r>
+        <w:rPr>
+          <w:rFonts w:hint="eastAsia"/>
+          <w:noProof/>
+        </w:rPr>
+        <w:drawing>
+          <wp:inline distT="0" distB="0" distL="0" distR="0" wp14:anchorId="73010058" wp14:editId="586F5531">
+            <wp:extent cx="5274310" cy="2838450"/>
+            <wp:effectExtent l="0" t="0" r="2540" b="0"/>
+            <wp:docPr id="705534968" name="图片 15"/>
+            <wp:cNvGraphicFramePr>
+              <a:graphicFrameLocks xmlns:a="http://schemas.openxmlformats.org/drawingml/2006/main" noChangeAspect="1"/>
+            </wp:cNvGraphicFramePr>
+            <a:graphic xmlns:a="http://schemas.openxmlformats.org/drawingml/2006/main">
+              <a:graphicData uri="http://schemas.openxmlformats.org/drawingml/2006/picture">
+                <pic:pic xmlns:pic="http://schemas.openxmlformats.org/drawingml/2006/picture">
+                  <pic:nvPicPr>
+                    <pic:cNvPr id="0" name="Picture 35"/>
+                    <pic:cNvPicPr>
+                      <a:picLocks noChangeAspect="1" noChangeArrowheads="1"/>
+                    </pic:cNvPicPr>
+                  </pic:nvPicPr>
+                  <pic:blipFill>
+                    <a:blip r:embed="rId30" cstate="print">
+                      <a:extLst>
+                        <a:ext uri="{28A0092B-C50C-407E-A947-70E740481C1C}">
+                          <a14:useLocalDpi xmlns:a14="http://schemas.microsoft.com/office/drawing/2010/main" val="0"/>
+                        </a:ext>
+                      </a:extLst>
+                    </a:blip>
+                    <a:srcRect/>
+                    <a:stretch>
+                      <a:fillRect/>
+                    </a:stretch>
+                  </pic:blipFill>
+                  <pic:spPr bwMode="auto">
+                    <a:xfrm>
+                      <a:off x="0" y="0"/>
+                      <a:ext cx="5274310" cy="2838450"/>
+                    </a:xfrm>
+                    <a:prstGeom prst="rect">
+                      <a:avLst/>
+                    </a:prstGeom>
+                    <a:noFill/>
+                    <a:ln>
+                      <a:noFill/>
+                    </a:ln>
+                  </pic:spPr>
+                </pic:pic>
+              </a:graphicData>
+            </a:graphic>
+          </wp:inline>
+        </w:drawing>
+      </w:r>
     </w:p>
     <w:p>
       <w:pPr>
@@ -5962,7 +7733,7 @@
         <w:spacing w:before="100" w:beforeAutospacing="1" w:after="100" w:afterAutospacing="1"/>
         <w:jc w:val="left"/>
         <w:rPr>
-          <w:rFonts w:ascii="宋体" w:hAnsi="宋体" w:cs="Arial"/>
+          <w:rFonts w:ascii="宋体" w:hAnsi="宋体" w:cs="Arial" w:hint="eastAsia"/>
           <w:b/>
           <w:bCs/>
           <w:color w:val="000000"/>
@@ -5989,7 +7760,6 @@
         <w:pStyle w:val="a8"/>
         <w:jc w:val="center"/>
         <w:rPr>
-          <w:rFonts w:hint="eastAsia"/>
           <w:b/>
           <w:bCs/>
         </w:rPr>
@@ -6000,15 +7770,6 @@
         <w:widowControl/>
         <w:spacing w:before="100" w:beforeAutospacing="1" w:after="100" w:afterAutospacing="1"/>
         <w:jc w:val="left"/>
-        <w:rPr>
-          <w:rFonts w:ascii="宋体" w:hAnsi="宋体" w:cs="Arial" w:hint="eastAsia"/>
-          <w:b/>
-          <w:bCs/>
-          <w:color w:val="000000"/>
-          <w:kern w:val="0"/>
-          <w:sz w:val="27"/>
-          <w:szCs w:val="27"/>
-        </w:rPr>
       </w:pPr>
     </w:p>
     <w:p>
@@ -6016,40 +7777,13 @@
         <w:widowControl/>
         <w:spacing w:before="100" w:beforeAutospacing="1" w:after="100" w:afterAutospacing="1"/>
         <w:jc w:val="left"/>
-        <w:rPr>
-          <w:rFonts w:hint="eastAsia"/>
-          <w:lang w:val="en-US" w:eastAsia="zh-CN"/>
-        </w:rPr>
-      </w:pPr>
-      <w:r>
-        <w:rPr>
-          <w:rFonts w:ascii="宋体" w:hAnsi="宋体" w:cs="Arial" w:hint="eastAsia"/>
-          <w:b/>
-          <w:bCs/>
-          <w:color w:val="000000"/>
-          <w:kern w:val="0"/>
-          <w:sz w:val="27"/>
-          <w:szCs w:val="27"/>
-        </w:rPr>
-        <w:t xml:space="preserve">  </w:t>
-      </w:r>
-    </w:p>
-    <w:p>
-      <w:pPr>
-        <w:widowControl/>
-        <w:spacing w:before="100" w:beforeAutospacing="1" w:after="100" w:afterAutospacing="1"/>
+      </w:pPr>
+    </w:p>
+    <w:p>
+      <w:pPr>
         <w:jc w:val="left"/>
         <w:rPr>
-          <w:rFonts w:hint="eastAsia"/>
-          <w:lang w:val="en-US" w:eastAsia="zh-CN"/>
-        </w:rPr>
-      </w:pPr>
-    </w:p>
-    <w:p>
-      <w:pPr>
-        <w:jc w:val="left"/>
-        <w:rPr>
-          <w:rFonts w:ascii="PalatinoLinotype-Bold" w:hAnsi="PalatinoLinotype-Bold" w:cs="PalatinoLinotype-Bold" w:hint="eastAsia"/>
+          <w:rFonts w:ascii="PalatinoLinotype-Bold" w:hAnsi="PalatinoLinotype-Bold" w:cs="PalatinoLinotype-Bold"/>
           <w:bCs/>
           <w:kern w:val="0"/>
           <w:szCs w:val="21"/>
@@ -6057,7 +7791,7 @@
       </w:pPr>
     </w:p>
     <w:sectPr>
-      <w:footerReference w:type="default" r:id="rId15"/>
+      <w:footerReference w:type="default" r:id="rId31"/>
       <w:pgSz w:w="11906" w:h="16838"/>
       <w:pgMar w:top="1440" w:right="1800" w:bottom="1440" w:left="1800" w:header="851" w:footer="992" w:gutter="0"/>
       <w:pgNumType w:start="1"/>
@@ -6095,7 +7829,6 @@
       <w:framePr w:wrap="around" w:vAnchor="text" w:hAnchor="margin" w:xAlign="right" w:y="1"/>
       <w:rPr>
         <w:rStyle w:val="ac"/>
-        <w:rFonts w:hint="eastAsia"/>
       </w:rPr>
     </w:pPr>
     <w:r>
@@ -6119,7 +7852,6 @@
     <w:r>
       <w:rPr>
         <w:rStyle w:val="ac"/>
-        <w:lang w:val="en-US" w:eastAsia="zh-CN"/>
       </w:rPr>
       <w:t>15</w:t>
     </w:r>
@@ -6134,9 +7866,6 @@
     <w:pPr>
       <w:pStyle w:val="a6"/>
       <w:ind w:right="360"/>
-      <w:rPr>
-        <w:rFonts w:hint="eastAsia"/>
-      </w:rPr>
     </w:pPr>
   </w:p>
 </w:ftr>
@@ -6411,13 +8140,56 @@
     <w:lsdException w:name="HTML Top of Form" w:semiHidden="1" w:uiPriority="99" w:unhideWhenUsed="1"/>
     <w:lsdException w:name="HTML Bottom of Form" w:semiHidden="1" w:uiPriority="99" w:unhideWhenUsed="1"/>
     <w:lsdException w:name="Normal (Web)" w:uiPriority="99"/>
-    <w:lsdException w:name="Normal Table" w:semiHidden="1"/>
+    <w:lsdException w:name="Normal Table" w:semiHidden="1" w:unhideWhenUsed="1"/>
     <w:lsdException w:name="annotation subject" w:semiHidden="1"/>
     <w:lsdException w:name="No List" w:semiHidden="1" w:uiPriority="99" w:unhideWhenUsed="1"/>
     <w:lsdException w:name="Outline List 1" w:semiHidden="1" w:uiPriority="99" w:unhideWhenUsed="1"/>
     <w:lsdException w:name="Outline List 2" w:semiHidden="1" w:uiPriority="99" w:unhideWhenUsed="1"/>
     <w:lsdException w:name="Outline List 3" w:semiHidden="1" w:uiPriority="99" w:unhideWhenUsed="1"/>
+    <w:lsdException w:name="Table Simple 1" w:semiHidden="1" w:unhideWhenUsed="1"/>
+    <w:lsdException w:name="Table Simple 2" w:semiHidden="1" w:unhideWhenUsed="1"/>
+    <w:lsdException w:name="Table Simple 3" w:semiHidden="1" w:unhideWhenUsed="1"/>
+    <w:lsdException w:name="Table Classic 1" w:semiHidden="1" w:unhideWhenUsed="1"/>
+    <w:lsdException w:name="Table Classic 2" w:semiHidden="1" w:unhideWhenUsed="1"/>
+    <w:lsdException w:name="Table Classic 3" w:semiHidden="1" w:unhideWhenUsed="1"/>
+    <w:lsdException w:name="Table Classic 4" w:semiHidden="1" w:unhideWhenUsed="1"/>
+    <w:lsdException w:name="Table Colorful 1" w:semiHidden="1" w:unhideWhenUsed="1"/>
+    <w:lsdException w:name="Table Colorful 2" w:semiHidden="1" w:unhideWhenUsed="1"/>
+    <w:lsdException w:name="Table Colorful 3" w:semiHidden="1" w:unhideWhenUsed="1"/>
+    <w:lsdException w:name="Table Columns 1" w:semiHidden="1" w:unhideWhenUsed="1"/>
+    <w:lsdException w:name="Table Columns 2" w:semiHidden="1" w:unhideWhenUsed="1"/>
+    <w:lsdException w:name="Table Columns 3" w:semiHidden="1" w:unhideWhenUsed="1"/>
+    <w:lsdException w:name="Table Columns 4" w:semiHidden="1" w:unhideWhenUsed="1"/>
+    <w:lsdException w:name="Table Columns 5" w:semiHidden="1" w:unhideWhenUsed="1"/>
+    <w:lsdException w:name="Table Grid 1" w:semiHidden="1" w:unhideWhenUsed="1"/>
+    <w:lsdException w:name="Table Grid 2" w:semiHidden="1" w:unhideWhenUsed="1"/>
+    <w:lsdException w:name="Table Grid 3" w:semiHidden="1" w:unhideWhenUsed="1"/>
+    <w:lsdException w:name="Table Grid 4" w:semiHidden="1" w:unhideWhenUsed="1"/>
+    <w:lsdException w:name="Table Grid 5" w:semiHidden="1" w:unhideWhenUsed="1"/>
+    <w:lsdException w:name="Table Grid 6" w:semiHidden="1" w:unhideWhenUsed="1"/>
+    <w:lsdException w:name="Table Grid 7" w:semiHidden="1" w:unhideWhenUsed="1"/>
+    <w:lsdException w:name="Table Grid 8" w:semiHidden="1" w:unhideWhenUsed="1"/>
+    <w:lsdException w:name="Table List 1" w:semiHidden="1" w:unhideWhenUsed="1"/>
+    <w:lsdException w:name="Table List 2" w:semiHidden="1" w:unhideWhenUsed="1"/>
+    <w:lsdException w:name="Table List 3" w:semiHidden="1" w:unhideWhenUsed="1"/>
+    <w:lsdException w:name="Table List 4" w:semiHidden="1" w:unhideWhenUsed="1"/>
+    <w:lsdException w:name="Table List 5" w:semiHidden="1" w:unhideWhenUsed="1"/>
+    <w:lsdException w:name="Table List 6" w:semiHidden="1" w:unhideWhenUsed="1"/>
+    <w:lsdException w:name="Table List 7" w:semiHidden="1" w:unhideWhenUsed="1"/>
+    <w:lsdException w:name="Table List 8" w:semiHidden="1" w:unhideWhenUsed="1"/>
+    <w:lsdException w:name="Table 3D effects 1" w:semiHidden="1" w:unhideWhenUsed="1"/>
+    <w:lsdException w:name="Table 3D effects 2" w:semiHidden="1" w:unhideWhenUsed="1"/>
+    <w:lsdException w:name="Table 3D effects 3" w:semiHidden="1" w:unhideWhenUsed="1"/>
+    <w:lsdException w:name="Table Contemporary" w:semiHidden="1" w:unhideWhenUsed="1"/>
+    <w:lsdException w:name="Table Elegant" w:semiHidden="1" w:unhideWhenUsed="1"/>
+    <w:lsdException w:name="Table Professional" w:semiHidden="1" w:unhideWhenUsed="1"/>
+    <w:lsdException w:name="Table Subtle 1" w:semiHidden="1" w:unhideWhenUsed="1"/>
+    <w:lsdException w:name="Table Subtle 2" w:semiHidden="1" w:unhideWhenUsed="1"/>
+    <w:lsdException w:name="Table Web 1" w:semiHidden="1" w:unhideWhenUsed="1"/>
+    <w:lsdException w:name="Table Web 2" w:semiHidden="1" w:unhideWhenUsed="1"/>
+    <w:lsdException w:name="Table Web 3" w:semiHidden="1" w:unhideWhenUsed="1"/>
     <w:lsdException w:name="Balloon Text" w:semiHidden="1"/>
+    <w:lsdException w:name="Table Theme" w:semiHidden="1" w:unhideWhenUsed="1"/>
     <w:lsdException w:name="Placeholder Text" w:semiHidden="1" w:uiPriority="99" w:unhideWhenUsed="1"/>
     <w:lsdException w:name="No Spacing" w:uiPriority="99" w:qFormat="1"/>
     <w:lsdException w:name="Light Shading" w:uiPriority="60"/>
@@ -6710,12 +8482,17 @@
   </w:style>
   <w:style w:type="character" w:default="1" w:styleId="a0">
     <w:name w:val="Default Paragraph Font"/>
+    <w:uiPriority w:val="1"/>
     <w:semiHidden/>
+    <w:unhideWhenUsed/>
   </w:style>
   <w:style w:type="table" w:default="1" w:styleId="a1">
     <w:name w:val="Normal Table"/>
+    <w:uiPriority w:val="99"/>
     <w:semiHidden/>
+    <w:unhideWhenUsed/>
     <w:tblPr>
+      <w:tblInd w:w="0" w:type="dxa"/>
       <w:tblCellMar>
         <w:top w:w="0" w:type="dxa"/>
         <w:left w:w="108" w:type="dxa"/>

--- a/实验报告模板/实验二模板.docx
+++ b/实验报告模板/实验二模板.docx
@@ -137,10 +137,9 @@
       </w:pPr>
       <w:r>
         <w:rPr>
-          <w:rFonts w:hint="eastAsia"/>
-          <w:sz w:val="24"/>
-        </w:rPr>
-        <w:t>学生姓名：</w:t>
+          <w:sz w:val="24"/>
+        </w:rPr>
+        <w:t>学生姓名：向飞帆</w:t>
       </w:r>
     </w:p>
     <w:p>
@@ -152,11 +151,16 @@
       </w:pPr>
       <w:r>
         <w:rPr>
-          <w:rFonts w:hint="eastAsia"/>
           <w:sz w:val="24"/>
         </w:rPr>
         <w:t>学生学号：</w:t>
       </w:r>
+      <w:r>
+        <w:rPr>
+          <w:sz w:val="24"/>
+        </w:rPr>
+        <w:t>2023101108</w:t>
+      </w:r>
     </w:p>
     <w:p>
       <w:pPr>
@@ -167,16 +171,16 @@
       </w:pPr>
       <w:r>
         <w:rPr>
-          <w:rFonts w:hint="eastAsia"/>
-          <w:sz w:val="24"/>
-        </w:rPr>
-        <w:t>指导教师：</w:t>
+          <w:sz w:val="24"/>
+        </w:rPr>
+        <w:t>指导教师：陈永强</w:t>
       </w:r>
     </w:p>
     <w:p>
       <w:pPr>
         <w:pStyle w:val="TOC1"/>
         <w:rPr>
+          <w:rFonts w:hint="eastAsia"/>
           <w:sz w:val="24"/>
         </w:rPr>
       </w:pPr>
@@ -187,11 +191,54 @@
         </w:rPr>
         <w:t>实验时间：</w:t>
       </w:r>
+      <w:r>
+        <w:rPr>
+          <w:rFonts w:hint="eastAsia"/>
+          <w:sz w:val="24"/>
+        </w:rPr>
+        <w:t>2026</w:t>
+      </w:r>
+      <w:r>
+        <w:rPr>
+          <w:rFonts w:hint="eastAsia"/>
+          <w:sz w:val="24"/>
+        </w:rPr>
+        <w:t>年</w:t>
+      </w:r>
+      <w:r>
+        <w:rPr>
+          <w:rFonts w:hint="eastAsia"/>
+          <w:sz w:val="24"/>
+        </w:rPr>
+        <w:t>6</w:t>
+      </w:r>
+      <w:r>
+        <w:rPr>
+          <w:rFonts w:hint="eastAsia"/>
+          <w:sz w:val="24"/>
+        </w:rPr>
+        <w:t>月</w:t>
+      </w:r>
+      <w:r>
+        <w:rPr>
+          <w:rFonts w:hint="eastAsia"/>
+          <w:sz w:val="24"/>
+        </w:rPr>
+        <w:t>7</w:t>
+      </w:r>
+      <w:r>
+        <w:rPr>
+          <w:rFonts w:hint="eastAsia"/>
+          <w:sz w:val="24"/>
+        </w:rPr>
+        <w:t>日</w:t>
+      </w:r>
     </w:p>
     <w:p>
       <w:pPr>
         <w:pStyle w:val="TOC1"/>
         <w:rPr>
+          <w:rFonts w:hint="eastAsia"/>
           <w:sz w:val="24"/>
         </w:rPr>
       </w:pPr>
@@ -201,6 +248,13 @@
           <w:sz w:val="24"/>
         </w:rPr>
         <w:t>实验地点：</w:t>
+      </w:r>
+      <w:r>
+        <w:rPr>
+          <w:rFonts w:hint="eastAsia"/>
+          <w:sz w:val="24"/>
+        </w:rPr>
+        <w:t>H601</w:t>
       </w:r>
     </w:p>
     <w:p>
@@ -249,20 +303,8 @@
           <w:sz w:val="28"/>
           <w:szCs w:val="28"/>
         </w:rPr>
-        <w:t xml:space="preserve"> </w:t>
-      </w:r>
-      <w:proofErr w:type="spellStart"/>
-      <w:r>
-        <w:rPr>
-          <w:rFonts w:hint="eastAsia"/>
-          <w:b/>
-          <w:bCs/>
-          <w:sz w:val="28"/>
-          <w:szCs w:val="28"/>
-        </w:rPr>
-        <w:t>FreeRTOS</w:t>
-      </w:r>
-      <w:proofErr w:type="spellEnd"/>
+        <w:t xml:space="preserve"> FreeRTOS</w:t>
+      </w:r>
       <w:r>
         <w:rPr>
           <w:rFonts w:hint="eastAsia"/>
@@ -366,7 +408,6 @@
         </w:rPr>
         <w:t>掌握</w:t>
       </w:r>
-      <w:proofErr w:type="spellStart"/>
       <w:r>
         <w:rPr>
           <w:rFonts w:ascii="Arial" w:hAnsi="Arial" w:cs="Arial" w:hint="eastAsia"/>
@@ -377,7 +418,6 @@
         </w:rPr>
         <w:t>FreeRTOS</w:t>
       </w:r>
-      <w:proofErr w:type="spellEnd"/>
       <w:r>
         <w:rPr>
           <w:rFonts w:ascii="Arial" w:hAnsi="Arial" w:cs="Arial" w:hint="eastAsia"/>
@@ -423,7 +463,6 @@
         </w:rPr>
         <w:t>掌握</w:t>
       </w:r>
-      <w:proofErr w:type="spellStart"/>
       <w:r>
         <w:rPr>
           <w:rFonts w:ascii="Arial" w:hAnsi="Arial" w:cs="Arial" w:hint="eastAsia"/>
@@ -434,7 +473,6 @@
         </w:rPr>
         <w:t>FreeRTOS</w:t>
       </w:r>
-      <w:proofErr w:type="spellEnd"/>
       <w:r>
         <w:rPr>
           <w:rFonts w:ascii="Arial" w:hAnsi="Arial" w:cs="Arial" w:hint="eastAsia"/>
@@ -493,7 +531,6 @@
         </w:rPr>
         <w:t>的</w:t>
       </w:r>
-      <w:proofErr w:type="spellStart"/>
       <w:r>
         <w:rPr>
           <w:rFonts w:ascii="Arial" w:hAnsi="Arial" w:cs="Arial" w:hint="eastAsia"/>
@@ -504,7 +541,6 @@
         </w:rPr>
         <w:t>FreeRTOS</w:t>
       </w:r>
-      <w:proofErr w:type="spellEnd"/>
       <w:r>
         <w:rPr>
           <w:rFonts w:ascii="Arial" w:hAnsi="Arial" w:cs="Arial" w:hint="eastAsia"/>
@@ -668,21 +704,7 @@
         <w:rPr>
           <w:rFonts w:hint="eastAsia"/>
         </w:rPr>
-        <w:t>个</w:t>
-      </w:r>
-      <w:proofErr w:type="gramStart"/>
-      <w:r>
-        <w:rPr>
-          <w:rFonts w:hint="eastAsia"/>
-        </w:rPr>
-        <w:t>灯按照</w:t>
-      </w:r>
-      <w:proofErr w:type="gramEnd"/>
-      <w:r>
-        <w:rPr>
-          <w:rFonts w:hint="eastAsia"/>
-        </w:rPr>
-        <w:t>指令的频率进行闪烁。</w:t>
+        <w:t>个灯按照指令的频率进行闪烁。</w:t>
       </w:r>
     </w:p>
     <w:p>
@@ -1537,21 +1559,7 @@
         <w:rPr>
           <w:rFonts w:hint="eastAsia"/>
         </w:rPr>
-        <w:t>利用分数波特率发生器提供</w:t>
-      </w:r>
-      <w:proofErr w:type="gramStart"/>
-      <w:r>
-        <w:rPr>
-          <w:rFonts w:hint="eastAsia"/>
-        </w:rPr>
-        <w:t>宽范围</w:t>
-      </w:r>
-      <w:proofErr w:type="gramEnd"/>
-      <w:r>
-        <w:rPr>
-          <w:rFonts w:hint="eastAsia"/>
-        </w:rPr>
-        <w:t>波特率选择。</w:t>
+        <w:t>利用分数波特率发生器提供宽范围波特率选择。</w:t>
       </w:r>
       <w:r>
         <w:t>STM32F</w:t>
@@ -1753,21 +1761,7 @@
         <w:rPr>
           <w:rFonts w:hint="eastAsia"/>
         </w:rPr>
-        <w:t>的智能</w:t>
-      </w:r>
-      <w:proofErr w:type="gramStart"/>
-      <w:r>
-        <w:rPr>
-          <w:rFonts w:hint="eastAsia"/>
-        </w:rPr>
-        <w:t>卡模式</w:t>
-      </w:r>
-      <w:proofErr w:type="gramEnd"/>
-      <w:r>
-        <w:rPr>
-          <w:rFonts w:hint="eastAsia"/>
-        </w:rPr>
-        <w:t>和类</w:t>
+        <w:t>的智能卡模式和类</w:t>
       </w:r>
       <w:r>
         <w:rPr>
@@ -1856,21 +1850,7 @@
         <w:rPr>
           <w:rFonts w:ascii="Times New Roman" w:hAnsi="Times New Roman" w:hint="eastAsia"/>
         </w:rPr>
-        <w:t xml:space="preserve">　　对于多个任务实时系统来说，它有多个任务，每个任务使用不同的堆栈，每个任务的堆栈都是独立的。每个任务的堆栈需要用户指定其大小。当人物之间发生任务切换时，可能是由中断引起的中断级切换，也可能是</w:t>
-      </w:r>
-      <w:proofErr w:type="gramStart"/>
-      <w:r>
-        <w:rPr>
-          <w:rFonts w:ascii="Times New Roman" w:hAnsi="Times New Roman" w:hint="eastAsia"/>
-        </w:rPr>
-        <w:t>任务级</w:t>
-      </w:r>
-      <w:proofErr w:type="gramEnd"/>
-      <w:r>
-        <w:rPr>
-          <w:rFonts w:ascii="Times New Roman" w:hAnsi="Times New Roman" w:hint="eastAsia"/>
-        </w:rPr>
-        <w:t>切换。无论是哪种切换，都要将处理器的堆栈指针ＳＰ指向新的堆栈，处理器转去执行新的任务。当被剥夺执行权的任务再次能够运行时，那也是从别的任务切换过来的。</w:t>
+        <w:t xml:space="preserve">　　对于多个任务实时系统来说，它有多个任务，每个任务使用不同的堆栈，每个任务的堆栈都是独立的。每个任务的堆栈需要用户指定其大小。当人物之间发生任务切换时，可能是由中断引起的中断级切换，也可能是任务级切换。无论是哪种切换，都要将处理器的堆栈指针ＳＰ指向新的堆栈，处理器转去执行新的任务。当被剥夺执行权的任务再次能够运行时，那也是从别的任务切换过来的。</w:t>
       </w:r>
       <w:r>
         <w:rPr>
@@ -2628,11 +2608,9 @@
       <w:r>
         <w:t>需要在</w:t>
       </w:r>
-      <w:proofErr w:type="spellStart"/>
       <w:r>
         <w:t>freertos</w:t>
       </w:r>
-      <w:proofErr w:type="spellEnd"/>
       <w:r>
         <w:t>的核心启动前调用一次初始接收</w:t>
       </w:r>
@@ -2968,7 +2946,6 @@
         </w:rPr>
         <w:t>掌握</w:t>
       </w:r>
-      <w:proofErr w:type="spellStart"/>
       <w:r>
         <w:rPr>
           <w:rFonts w:ascii="Arial" w:hAnsi="Arial" w:cs="Arial" w:hint="eastAsia"/>
@@ -2979,7 +2956,6 @@
         </w:rPr>
         <w:t>FreeRTOS</w:t>
       </w:r>
-      <w:proofErr w:type="spellEnd"/>
       <w:r>
         <w:rPr>
           <w:rFonts w:ascii="Arial" w:hAnsi="Arial" w:cs="Arial" w:hint="eastAsia"/>
@@ -3025,7 +3001,6 @@
         </w:rPr>
         <w:t>掌握</w:t>
       </w:r>
-      <w:proofErr w:type="spellStart"/>
       <w:r>
         <w:rPr>
           <w:rFonts w:ascii="Arial" w:hAnsi="Arial" w:cs="Arial" w:hint="eastAsia"/>
@@ -3036,7 +3011,6 @@
         </w:rPr>
         <w:t>FreeRTOS</w:t>
       </w:r>
-      <w:proofErr w:type="spellEnd"/>
       <w:r>
         <w:rPr>
           <w:rFonts w:ascii="Arial" w:hAnsi="Arial" w:cs="Arial" w:hint="eastAsia"/>
@@ -3102,7 +3076,6 @@
         </w:rPr>
         <w:t>的</w:t>
       </w:r>
-      <w:proofErr w:type="spellStart"/>
       <w:r>
         <w:rPr>
           <w:rFonts w:ascii="Arial" w:hAnsi="Arial" w:cs="Arial" w:hint="eastAsia"/>
@@ -3113,7 +3086,6 @@
         </w:rPr>
         <w:t>FreeRTOS</w:t>
       </w:r>
-      <w:proofErr w:type="spellEnd"/>
       <w:r>
         <w:rPr>
           <w:rFonts w:ascii="Arial" w:hAnsi="Arial" w:cs="Arial" w:hint="eastAsia"/>
@@ -3325,21 +3297,12 @@
         </w:rPr>
         <w:t>LED3</w:t>
       </w:r>
-      <w:proofErr w:type="gramStart"/>
-      <w:r>
-        <w:rPr>
-          <w:rFonts w:hint="eastAsia"/>
-          <w:sz w:val="24"/>
-        </w:rPr>
-        <w:t>三个</w:t>
-      </w:r>
-      <w:proofErr w:type="gramEnd"/>
-      <w:r>
-        <w:rPr>
-          <w:rFonts w:hint="eastAsia"/>
-          <w:sz w:val="24"/>
-        </w:rPr>
-        <w:t>灯进行不同模式的操作。每当按键</w:t>
+      <w:r>
+        <w:rPr>
+          <w:rFonts w:hint="eastAsia"/>
+          <w:sz w:val="24"/>
+        </w:rPr>
+        <w:t>三个灯进行不同模式的操作。每当按键</w:t>
       </w:r>
       <w:r>
         <w:rPr>
@@ -4314,25 +4277,7 @@
           <w:sz w:val="20"/>
           <w:szCs w:val="20"/>
         </w:rPr>
-        <w:t>每个GPIO端口有两个32位配置寄存器，两个32位数据寄存器，一个32</w:t>
-      </w:r>
-      <w:proofErr w:type="gramStart"/>
-      <w:r>
-        <w:rPr>
-          <w:rFonts w:ascii="宋体" w:hAnsi="宋体" w:cs="宋体" w:hint="eastAsia"/>
-          <w:sz w:val="20"/>
-          <w:szCs w:val="20"/>
-        </w:rPr>
-        <w:t>位置位</w:t>
-      </w:r>
-      <w:proofErr w:type="gramEnd"/>
-      <w:r>
-        <w:rPr>
-          <w:rFonts w:ascii="宋体" w:hAnsi="宋体" w:cs="宋体" w:hint="eastAsia"/>
-          <w:sz w:val="20"/>
-          <w:szCs w:val="20"/>
-        </w:rPr>
-        <w:t>/复位寄存器，一个16位复位寄存器和一个32为锁定寄存器。I/O寄存器必须以32位字的形式访问。</w:t>
+        <w:t>每个GPIO端口有两个32位配置寄存器，两个32位数据寄存器，一个32位置位/复位寄存器，一个16位复位寄存器和一个32为锁定寄存器。I/O寄存器必须以32位字的形式访问。</w:t>
       </w:r>
     </w:p>
     <w:p>
@@ -4461,21 +4406,7 @@
         <w:rPr>
           <w:rFonts w:ascii="Times New Roman" w:hAnsi="Times New Roman" w:hint="eastAsia"/>
         </w:rPr>
-        <w:t xml:space="preserve">　　对于多个任务实时系统来说，它有多个任务，每个任务使用不同的堆栈，每个任务的堆栈都是独立的。每个任务的堆栈需要用户指定其大小。当人物之间发生任务切换时，可能是由中断引起的中断级切换，也可能是</w:t>
-      </w:r>
-      <w:proofErr w:type="gramStart"/>
-      <w:r>
-        <w:rPr>
-          <w:rFonts w:ascii="Times New Roman" w:hAnsi="Times New Roman" w:hint="eastAsia"/>
-        </w:rPr>
-        <w:t>任务级</w:t>
-      </w:r>
-      <w:proofErr w:type="gramEnd"/>
-      <w:r>
-        <w:rPr>
-          <w:rFonts w:ascii="Times New Roman" w:hAnsi="Times New Roman" w:hint="eastAsia"/>
-        </w:rPr>
-        <w:t>切换。无论是哪种切换，都要将处理器的堆栈指针ＳＰ指向新的堆栈，处理器转去执行新的任务。当被剥夺执行权的任务再次能够运行时，那也是从别的任务切换过来的。</w:t>
+        <w:t xml:space="preserve">　　对于多个任务实时系统来说，它有多个任务，每个任务使用不同的堆栈，每个任务的堆栈都是独立的。每个任务的堆栈需要用户指定其大小。当人物之间发生任务切换时，可能是由中断引起的中断级切换，也可能是任务级切换。无论是哪种切换，都要将处理器的堆栈指针ＳＰ指向新的堆栈，处理器转去执行新的任务。当被剥夺执行权的任务再次能够运行时，那也是从别的任务切换过来的。</w:t>
       </w:r>
       <w:r>
         <w:rPr>
@@ -5381,7 +5312,6 @@
         </w:rPr>
         <w:t>掌握</w:t>
       </w:r>
-      <w:proofErr w:type="spellStart"/>
       <w:r>
         <w:rPr>
           <w:rFonts w:ascii="Arial" w:hAnsi="Arial" w:cs="Arial" w:hint="eastAsia"/>
@@ -5392,7 +5322,6 @@
         </w:rPr>
         <w:t>FreeRTOS</w:t>
       </w:r>
-      <w:proofErr w:type="spellEnd"/>
       <w:r>
         <w:rPr>
           <w:rFonts w:ascii="Arial" w:hAnsi="Arial" w:cs="Arial" w:hint="eastAsia"/>
@@ -5438,7 +5367,6 @@
         </w:rPr>
         <w:t>掌握</w:t>
       </w:r>
-      <w:proofErr w:type="spellStart"/>
       <w:r>
         <w:rPr>
           <w:rFonts w:ascii="Arial" w:hAnsi="Arial" w:cs="Arial" w:hint="eastAsia"/>
@@ -5449,7 +5377,6 @@
         </w:rPr>
         <w:t>FreeRTOS</w:t>
       </w:r>
-      <w:proofErr w:type="spellEnd"/>
       <w:r>
         <w:rPr>
           <w:rFonts w:ascii="Arial" w:hAnsi="Arial" w:cs="Arial" w:hint="eastAsia"/>
@@ -5515,7 +5442,6 @@
         </w:rPr>
         <w:t>的</w:t>
       </w:r>
-      <w:proofErr w:type="spellStart"/>
       <w:r>
         <w:rPr>
           <w:rFonts w:ascii="Arial" w:hAnsi="Arial" w:cs="Arial" w:hint="eastAsia"/>
@@ -5526,7 +5452,6 @@
         </w:rPr>
         <w:t>FreeRTOS</w:t>
       </w:r>
-      <w:proofErr w:type="spellEnd"/>
       <w:r>
         <w:rPr>
           <w:rFonts w:ascii="Arial" w:hAnsi="Arial" w:cs="Arial" w:hint="eastAsia"/>
@@ -6632,25 +6557,7 @@
           <w:sz w:val="20"/>
           <w:szCs w:val="20"/>
         </w:rPr>
-        <w:t>每个GPIO端口有两个32位配置寄存器，两个32位数据寄存器，一个32</w:t>
-      </w:r>
-      <w:proofErr w:type="gramStart"/>
-      <w:r>
-        <w:rPr>
-          <w:rFonts w:ascii="宋体" w:hAnsi="宋体" w:cs="宋体" w:hint="eastAsia"/>
-          <w:sz w:val="20"/>
-          <w:szCs w:val="20"/>
-        </w:rPr>
-        <w:t>位置位</w:t>
-      </w:r>
-      <w:proofErr w:type="gramEnd"/>
-      <w:r>
-        <w:rPr>
-          <w:rFonts w:ascii="宋体" w:hAnsi="宋体" w:cs="宋体" w:hint="eastAsia"/>
-          <w:sz w:val="20"/>
-          <w:szCs w:val="20"/>
-        </w:rPr>
-        <w:t>/复位寄存器，一个16位复位寄存器和一个32为锁定寄存器。I/O寄存器必须以32位字的形式访问。</w:t>
+        <w:t>每个GPIO端口有两个32位配置寄存器，两个32位数据寄存器，一个32位置位/复位寄存器，一个16位复位寄存器和一个32为锁定寄存器。I/O寄存器必须以32位字的形式访问。</w:t>
       </w:r>
     </w:p>
     <w:p>
@@ -6778,21 +6685,7 @@
         <w:rPr>
           <w:rFonts w:ascii="Times New Roman" w:hAnsi="Times New Roman" w:hint="eastAsia"/>
         </w:rPr>
-        <w:t xml:space="preserve">　　对于多个任务实时系统来说，它有多个任务，每个任务使用不同的堆栈，每个任务的堆栈都是独立的。每个任务的堆栈需要用户指定其大小。当人物之间发生任务切换时，可能是由中断引起的中断级切换，也可能是</w:t>
-      </w:r>
-      <w:proofErr w:type="gramStart"/>
-      <w:r>
-        <w:rPr>
-          <w:rFonts w:ascii="Times New Roman" w:hAnsi="Times New Roman" w:hint="eastAsia"/>
-        </w:rPr>
-        <w:t>任务级</w:t>
-      </w:r>
-      <w:proofErr w:type="gramEnd"/>
-      <w:r>
-        <w:rPr>
-          <w:rFonts w:ascii="Times New Roman" w:hAnsi="Times New Roman" w:hint="eastAsia"/>
-        </w:rPr>
-        <w:t>切换。无论是哪种切换，都要将处理器的堆栈指针ＳＰ指向新的堆栈，处理器转去执行新的任务。当被剥夺执行权的任务再次能够运行时，那也是从别的任务切换过来的。</w:t>
+        <w:t xml:space="preserve">　　对于多个任务实时系统来说，它有多个任务，每个任务使用不同的堆栈，每个任务的堆栈都是独立的。每个任务的堆栈需要用户指定其大小。当人物之间发生任务切换时，可能是由中断引起的中断级切换，也可能是任务级切换。无论是哪种切换，都要将处理器的堆栈指针ＳＰ指向新的堆栈，处理器转去执行新的任务。当被剥夺执行权的任务再次能够运行时，那也是从别的任务切换过来的。</w:t>
       </w:r>
       <w:r>
         <w:rPr>
@@ -8483,7 +8376,6 @@
   <w:style w:type="character" w:default="1" w:styleId="a0">
     <w:name w:val="Default Paragraph Font"/>
     <w:uiPriority w:val="1"/>
-    <w:semiHidden/>
     <w:unhideWhenUsed/>
   </w:style>
   <w:style w:type="table" w:default="1" w:styleId="a1">
